--- a/knowledge/computer-architecture/week-01-lesson-01.docx
+++ b/knowledge/computer-architecture/week-01-lesson-01.docx
@@ -7,9 +7,9 @@
         <w:pStyle w:val="Title"/>
       </w:pPr>
       <w:r>
-        <w:t>W1 — BÀI 1</w:t>
+        <w:t>W1 — DECODE VÀ ALU</w:t>
         <w:br/>
-        <w:t>Từ chương trình đến SoC Ibex</w:t>
+        <w:t>Từ mô hình lớp học đến core RISC-V</w:t>
       </w:r>
     </w:p>
     <w:p>
@@ -17,17 +17,12 @@
         <w:pStyle w:val="Subtitle"/>
       </w:pPr>
       <w:r>
-        <w:t>Bài học phục vụ đồ án  •  CA01 / P1-05  •  25/10/2026</w:t>
+        <w:t>Bài học và bài thực hành • RiscVComputer_T3.circ • Cập nhật 26/10/2026</w:t>
       </w:r>
     </w:p>
     <w:p>
       <w:r>
-        <w:t>Câu hỏi xuyên suốt: khi chương trình yêu cầu bật một LED, phần mềm và phần cứng phối hợp như thế nào?</w:t>
-      </w:r>
-    </w:p>
-    <w:p>
-      <w:r>
-        <w:t>Cách học: giải thích một khái niệm → làm ví dụ → liên hệ SoC Ibex → tự giải thích/bài tập → review và ghi kết quả vào báo cáo. Sách Computer Architecture bạn đã tải là nguồn nền tảng để đối chiếu. Phiên này chưa đọc được file nên tài liệu không gán tác giả, edition, chương/trang hoặc trích lời sách.</w:t>
+        <w:t>Mục tiêu: hiểu rồi phát triển hai phần trong mô hình đang học trên lớp — giải mã lệnh và ALU. Register file là cầu nối dữ liệu; memory và các phần còn lại học tiếp theo tiến độ. Không đặt mục tiêu hoàn thành CPU trong một tuần.</w:t>
       </w:r>
     </w:p>
     <w:p>
@@ -35,7 +30,255 @@
         <w:pStyle w:val="Heading1"/>
       </w:pPr>
       <w:r>
-        <w:t>1. Bản đồ kiến thức của đồ án</w:t>
+        <w:t>1. Mô hình bạn gửi đang có gì?</w:t>
+      </w:r>
+    </w:p>
+    <w:tbl>
+      <w:tblPr>
+        <w:tblStyle w:val="LightShading-Accent1"/>
+        <w:tblW w:type="auto" w:w="0"/>
+        <w:tblLook w:firstColumn="1" w:firstRow="1" w:lastColumn="0" w:lastRow="0" w:noHBand="0" w:noVBand="1" w:val="04A0"/>
+      </w:tblPr>
+      <w:tblGrid>
+        <w:gridCol w:w="4819"/>
+        <w:gridCol w:w="4819"/>
+      </w:tblGrid>
+      <w:tr>
+        <w:trPr>
+          <w:cantSplit/>
+          <w:tblHeader/>
+        </w:trPr>
+        <w:tc>
+          <w:tcPr>
+            <w:tcW w:type="dxa" w:w="4819"/>
+          </w:tcPr>
+          <w:p>
+            <w:pPr>
+              <w:spacing w:after="60"/>
+            </w:pPr>
+            <w:r>
+              <w:rPr>
+                <w:sz w:val="20"/>
+              </w:rPr>
+              <w:t>Mạch</w:t>
+            </w:r>
+          </w:p>
+        </w:tc>
+        <w:tc>
+          <w:tcPr>
+            <w:tcW w:type="dxa" w:w="4819"/>
+          </w:tcPr>
+          <w:p>
+            <w:pPr>
+              <w:spacing w:after="60"/>
+            </w:pPr>
+            <w:r>
+              <w:rPr>
+                <w:sz w:val="20"/>
+              </w:rPr>
+              <w:t>Quan sát từ XML của file gốc</w:t>
+            </w:r>
+          </w:p>
+        </w:tc>
+      </w:tr>
+      <w:tr>
+        <w:trPr>
+          <w:cantSplit/>
+        </w:trPr>
+        <w:tc>
+          <w:tcPr>
+            <w:tcW w:type="dxa" w:w="4819"/>
+          </w:tcPr>
+          <w:p>
+            <w:pPr>
+              <w:spacing w:after="60"/>
+            </w:pPr>
+            <w:r>
+              <w:rPr>
+                <w:sz w:val="20"/>
+              </w:rPr>
+              <w:t>main</w:t>
+            </w:r>
+          </w:p>
+        </w:tc>
+        <w:tc>
+          <w:tcPr>
+            <w:tcW w:type="dxa" w:w="4819"/>
+          </w:tcPr>
+          <w:p>
+            <w:pPr>
+              <w:spacing w:after="60"/>
+            </w:pPr>
+            <w:r>
+              <w:rPr>
+                <w:sz w:val="20"/>
+              </w:rPr>
+              <w:t>Có PC 32-bit, ROM lệnh 32-bit, nhánh PC+4/PC+imm, các khối con và chân điều khiển ImmSel, Write, ALUSrc, ALUCtrl.</w:t>
+            </w:r>
+          </w:p>
+        </w:tc>
+      </w:tr>
+      <w:tr>
+        <w:trPr>
+          <w:cantSplit/>
+        </w:trPr>
+        <w:tc>
+          <w:tcPr>
+            <w:tcW w:type="dxa" w:w="4819"/>
+          </w:tcPr>
+          <w:p>
+            <w:pPr>
+              <w:spacing w:after="60"/>
+            </w:pPr>
+            <w:r>
+              <w:rPr>
+                <w:sz w:val="20"/>
+              </w:rPr>
+              <w:t>InstructionDecode</w:t>
+            </w:r>
+          </w:p>
+        </w:tc>
+        <w:tc>
+          <w:tcPr>
+            <w:tcW w:type="dxa" w:w="4819"/>
+          </w:tcPr>
+          <w:p>
+            <w:pPr>
+              <w:spacing w:after="60"/>
+            </w:pPr>
+            <w:r>
+              <w:rPr>
+                <w:sz w:val="20"/>
+              </w:rPr>
+              <w:t>Một Splitter và 7 Pin: Instruction; OP, rd, ext3, rs1, rs2, funct7. Cấu trúc hiện tại là tách trường, chưa thấy logic tạo các tín hiệu điều khiển trên.</w:t>
+            </w:r>
+          </w:p>
+        </w:tc>
+      </w:tr>
+      <w:tr>
+        <w:trPr>
+          <w:cantSplit/>
+        </w:trPr>
+        <w:tc>
+          <w:tcPr>
+            <w:tcW w:type="dxa" w:w="4819"/>
+          </w:tcPr>
+          <w:p>
+            <w:pPr>
+              <w:spacing w:after="60"/>
+            </w:pPr>
+            <w:r>
+              <w:rPr>
+                <w:sz w:val="20"/>
+              </w:rPr>
+              <w:t>RegisterFile</w:t>
+            </w:r>
+          </w:p>
+        </w:tc>
+        <w:tc>
+          <w:tcPr>
+            <w:tcW w:type="dxa" w:w="4819"/>
+          </w:tcPr>
+          <w:p>
+            <w:pPr>
+              <w:spacing w:after="60"/>
+            </w:pPr>
+            <w:r>
+              <w:rPr>
+                <w:sz w:val="20"/>
+              </w:rPr>
+              <w:t>32 Register 32-bit, hai MUX chọn 32 ngõ đọc, một Demultiplexer chọn ghi. Cần thực hành riêng để xác nhận clock/write/x0.</w:t>
+            </w:r>
+          </w:p>
+        </w:tc>
+      </w:tr>
+      <w:tr>
+        <w:trPr>
+          <w:cantSplit/>
+        </w:trPr>
+        <w:tc>
+          <w:tcPr>
+            <w:tcW w:type="dxa" w:w="4819"/>
+          </w:tcPr>
+          <w:p>
+            <w:pPr>
+              <w:spacing w:after="60"/>
+            </w:pPr>
+            <w:r>
+              <w:rPr>
+                <w:sz w:val="20"/>
+              </w:rPr>
+              <w:t>ALU</w:t>
+            </w:r>
+          </w:p>
+        </w:tc>
+        <w:tc>
+          <w:tcPr>
+            <w:tcW w:type="dxa" w:w="4819"/>
+          </w:tcPr>
+          <w:p>
+            <w:pPr>
+              <w:spacing w:after="60"/>
+            </w:pPr>
+            <w:r>
+              <w:rPr>
+                <w:sz w:val="20"/>
+              </w:rPr>
+              <w:t>Hai ngõ dữ liệu 32-bit, điều khiển 4-bit, kết quả 32-bit; có adder, subtractor, AND/OR/XOR, ba shifter, hai comparator và MUX kết quả.</w:t>
+            </w:r>
+          </w:p>
+        </w:tc>
+      </w:tr>
+      <w:tr>
+        <w:trPr>
+          <w:cantSplit/>
+        </w:trPr>
+        <w:tc>
+          <w:tcPr>
+            <w:tcW w:type="dxa" w:w="4819"/>
+          </w:tcPr>
+          <w:p>
+            <w:pPr>
+              <w:spacing w:after="60"/>
+            </w:pPr>
+            <w:r>
+              <w:rPr>
+                <w:sz w:val="20"/>
+              </w:rPr>
+              <w:t>ImmGen</w:t>
+            </w:r>
+          </w:p>
+        </w:tc>
+        <w:tc>
+          <w:tcPr>
+            <w:tcW w:type="dxa" w:w="4819"/>
+          </w:tcPr>
+          <w:p>
+            <w:pPr>
+              <w:spacing w:after="60"/>
+            </w:pPr>
+            <w:r>
+              <w:rPr>
+                <w:sz w:val="20"/>
+              </w:rPr>
+              <w:t>Có các nhánh được ghi I/S/B/U-type, bit extender và MUX chọn immediate. Chưa kết luận mọi định dạng đều đúng trước kiểm thử.</w:t>
+            </w:r>
+          </w:p>
+        </w:tc>
+      </w:tr>
+    </w:tbl>
+    <w:p/>
+    <w:p>
+      <w:r>
+        <w:t>Chưa thấy RAM dữ liệu riêng trong năm mạch. ROM hiện là bộ nhớ lệnh, không tự có chức năng load/store dữ liệu. File có metadata source="5.0.0"; chưa mở/chạy bằng Logisim trong phiên này. Đọc XML là source inspection, chưa phải simulation PASS.</w:t>
+      </w:r>
+    </w:p>
+    <w:p>
+      <w:pPr>
+        <w:pStyle w:val="Heading1"/>
+      </w:pPr>
+      <w:r>
+        <w:t>2. Hai phạm vi chính của tuần</w:t>
       </w:r>
     </w:p>
     <w:tbl>
@@ -60,13 +303,13 @@
           </w:tcPr>
           <w:p>
             <w:pPr>
-              <w:spacing w:after="80"/>
+              <w:spacing w:after="60"/>
             </w:pPr>
             <w:r>
               <w:rPr>
                 <w:sz w:val="20"/>
               </w:rPr>
-              <w:t>Chặng</w:t>
+              <w:t>Khối</w:t>
             </w:r>
           </w:p>
         </w:tc>
@@ -76,13 +319,13 @@
           </w:tcPr>
           <w:p>
             <w:pPr>
-              <w:spacing w:after="80"/>
+              <w:spacing w:after="60"/>
             </w:pPr>
             <w:r>
               <w:rPr>
                 <w:sz w:val="20"/>
               </w:rPr>
-              <w:t>Kiến thức sẽ học</w:t>
+              <w:t>Học và phát triển gì?</w:t>
             </w:r>
           </w:p>
         </w:tc>
@@ -92,13 +335,13 @@
           </w:tcPr>
           <w:p>
             <w:pPr>
-              <w:spacing w:after="80"/>
+              <w:spacing w:after="60"/>
             </w:pPr>
             <w:r>
               <w:rPr>
                 <w:sz w:val="20"/>
               </w:rPr>
-              <w:t>Dùng vào việc gì</w:t>
+              <w:t>Đầu ra để xác nhận đã làm được</w:t>
             </w:r>
           </w:p>
         </w:tc>
@@ -113,13 +356,13 @@
           </w:tcPr>
           <w:p>
             <w:pPr>
-              <w:spacing w:after="80"/>
+              <w:spacing w:after="60"/>
             </w:pPr>
             <w:r>
               <w:rPr>
                 <w:sz w:val="20"/>
               </w:rPr>
-              <w:t>Nền tảng</w:t>
+              <w:t>Decode</w:t>
             </w:r>
           </w:p>
         </w:tc>
@@ -129,13 +372,13 @@
           </w:tcPr>
           <w:p>
             <w:pPr>
-              <w:spacing w:after="80"/>
+              <w:spacing w:after="60"/>
             </w:pPr>
             <w:r>
               <w:rPr>
                 <w:sz w:val="20"/>
               </w:rPr>
-              <w:t>Bit/word, địa chỉ, trạng thái, logic tổ hợp/tuần tự, ISA</w:t>
+              <w:t>Tách trường → hiểu opcode/funct → lập bảng điều khiển tối thiểu ADD, SUB, ADDI.</w:t>
             </w:r>
           </w:p>
         </w:tc>
@@ -145,13 +388,13 @@
           </w:tcPr>
           <w:p>
             <w:pPr>
-              <w:spacing w:after="80"/>
+              <w:spacing w:after="60"/>
             </w:pPr>
             <w:r>
               <w:rPr>
                 <w:sz w:val="20"/>
               </w:rPr>
-              <w:t>Hiểu tín hiệu và chương trình trước khi đọc RTL.</w:t>
+              <w:t>Tự giải mã ba mã lệnh; bảng control; giải thích vì sao ADDI không dùng rs2.</w:t>
             </w:r>
           </w:p>
         </w:tc>
@@ -166,13 +409,13 @@
           </w:tcPr>
           <w:p>
             <w:pPr>
-              <w:spacing w:after="80"/>
+              <w:spacing w:after="60"/>
             </w:pPr>
             <w:r>
               <w:rPr>
                 <w:sz w:val="20"/>
               </w:rPr>
-              <w:t>CPU</w:t>
+              <w:t>ALU</w:t>
             </w:r>
           </w:p>
         </w:tc>
@@ -182,13 +425,13 @@
           </w:tcPr>
           <w:p>
             <w:pPr>
-              <w:spacing w:after="80"/>
+              <w:spacing w:after="60"/>
             </w:pPr>
             <w:r>
               <w:rPr>
                 <w:sz w:val="20"/>
               </w:rPr>
-              <w:t>Registers, ALU, lệnh, datapath/control; sau đó pipeline và hazard</w:t>
+              <w:t>Cộng/trừ 32-bit, số bù hai, MUX chọn phép toán, chọn toán hạng register/immediate.</w:t>
             </w:r>
           </w:p>
         </w:tc>
@@ -198,225 +441,13 @@
           </w:tcPr>
           <w:p>
             <w:pPr>
-              <w:spacing w:after="80"/>
+              <w:spacing w:after="60"/>
             </w:pPr>
             <w:r>
               <w:rPr>
                 <w:sz w:val="20"/>
               </w:rPr>
-              <w:t>Giải thích CPU thực thi và vì sao có chu kỳ chờ.</w:t>
-            </w:r>
-          </w:p>
-        </w:tc>
-      </w:tr>
-      <w:tr>
-        <w:trPr>
-          <w:cantSplit/>
-        </w:trPr>
-        <w:tc>
-          <w:tcPr>
-            <w:tcW w:type="dxa" w:w="3213"/>
-          </w:tcPr>
-          <w:p>
-            <w:pPr>
-              <w:spacing w:after="80"/>
-            </w:pPr>
-            <w:r>
-              <w:rPr>
-                <w:sz w:val="20"/>
-              </w:rPr>
-              <w:t>Phần mềm nhúng</w:t>
-            </w:r>
-          </w:p>
-        </w:tc>
-        <w:tc>
-          <w:tcPr>
-            <w:tcW w:type="dxa" w:w="3213"/>
-          </w:tcPr>
-          <w:p>
-            <w:pPr>
-              <w:spacing w:after="80"/>
-            </w:pPr>
-            <w:r>
-              <w:rPr>
-                <w:sz w:val="20"/>
-              </w:rPr>
-              <w:t>C/assembly, compiler/linker, ELF, startup, stack</w:t>
-            </w:r>
-          </w:p>
-        </w:tc>
-        <w:tc>
-          <w:tcPr>
-            <w:tcW w:type="dxa" w:w="3213"/>
-          </w:tcPr>
-          <w:p>
-            <w:pPr>
-              <w:spacing w:after="80"/>
-            </w:pPr>
-            <w:r>
-              <w:rPr>
-                <w:sz w:val="20"/>
-              </w:rPr>
-              <w:t>Đưa chương trình vào đúng bộ nhớ và chạy từ reset.</w:t>
-            </w:r>
-          </w:p>
-        </w:tc>
-      </w:tr>
-      <w:tr>
-        <w:trPr>
-          <w:cantSplit/>
-        </w:trPr>
-        <w:tc>
-          <w:tcPr>
-            <w:tcW w:type="dxa" w:w="3213"/>
-          </w:tcPr>
-          <w:p>
-            <w:pPr>
-              <w:spacing w:after="80"/>
-            </w:pPr>
-            <w:r>
-              <w:rPr>
-                <w:sz w:val="20"/>
-              </w:rPr>
-              <w:t>SoC</w:t>
-            </w:r>
-          </w:p>
-        </w:tc>
-        <w:tc>
-          <w:tcPr>
-            <w:tcW w:type="dxa" w:w="3213"/>
-          </w:tcPr>
-          <w:p>
-            <w:pPr>
-              <w:spacing w:after="80"/>
-            </w:pPr>
-            <w:r>
-              <w:rPr>
-                <w:sz w:val="20"/>
-              </w:rPr>
-              <w:t>Memory map, load/store, interconnect, MMIO, UART/GPIO/timer</w:t>
-            </w:r>
-          </w:p>
-        </w:tc>
-        <w:tc>
-          <w:tcPr>
-            <w:tcW w:type="dxa" w:w="3213"/>
-          </w:tcPr>
-          <w:p>
-            <w:pPr>
-              <w:spacing w:after="80"/>
-            </w:pPr>
-            <w:r>
-              <w:rPr>
-                <w:sz w:val="20"/>
-              </w:rPr>
-              <w:t>Theo một thao tác từ lệnh CPU đến khối đích.</w:t>
-            </w:r>
-          </w:p>
-        </w:tc>
-      </w:tr>
-      <w:tr>
-        <w:trPr>
-          <w:cantSplit/>
-        </w:trPr>
-        <w:tc>
-          <w:tcPr>
-            <w:tcW w:type="dxa" w:w="3213"/>
-          </w:tcPr>
-          <w:p>
-            <w:pPr>
-              <w:spacing w:after="80"/>
-            </w:pPr>
-            <w:r>
-              <w:rPr>
-                <w:sz w:val="20"/>
-              </w:rPr>
-              <w:t>Điều khiển / kiểm chứng</w:t>
-            </w:r>
-          </w:p>
-        </w:tc>
-        <w:tc>
-          <w:tcPr>
-            <w:tcW w:type="dxa" w:w="3213"/>
-          </w:tcPr>
-          <w:p>
-            <w:pPr>
-              <w:spacing w:after="80"/>
-            </w:pPr>
-            <w:r>
-              <w:rPr>
-                <w:sz w:val="20"/>
-              </w:rPr>
-              <w:t>Interrupt/trap, CSR, debug, simulation/waveform</w:t>
-            </w:r>
-          </w:p>
-        </w:tc>
-        <w:tc>
-          <w:tcPr>
-            <w:tcW w:type="dxa" w:w="3213"/>
-          </w:tcPr>
-          <w:p>
-            <w:pPr>
-              <w:spacing w:after="80"/>
-            </w:pPr>
-            <w:r>
-              <w:rPr>
-                <w:sz w:val="20"/>
-              </w:rPr>
-              <w:t>Xử lý sự kiện và chứng minh hành vi thực tế.</w:t>
-            </w:r>
-          </w:p>
-        </w:tc>
-      </w:tr>
-      <w:tr>
-        <w:trPr>
-          <w:cantSplit/>
-        </w:trPr>
-        <w:tc>
-          <w:tcPr>
-            <w:tcW w:type="dxa" w:w="3213"/>
-          </w:tcPr>
-          <w:p>
-            <w:pPr>
-              <w:spacing w:after="80"/>
-            </w:pPr>
-            <w:r>
-              <w:rPr>
-                <w:sz w:val="20"/>
-              </w:rPr>
-              <w:t>FPGA / đánh giá</w:t>
-            </w:r>
-          </w:p>
-        </w:tc>
-        <w:tc>
-          <w:tcPr>
-            <w:tcW w:type="dxa" w:w="3213"/>
-          </w:tcPr>
-          <w:p>
-            <w:pPr>
-              <w:spacing w:after="80"/>
-            </w:pPr>
-            <w:r>
-              <w:rPr>
-                <w:sz w:val="20"/>
-              </w:rPr>
-              <w:t>Clock/reset, constraints, synthesis, timing, resource, phép đo</w:t>
-            </w:r>
-          </w:p>
-        </w:tc>
-        <w:tc>
-          <w:tcPr>
-            <w:tcW w:type="dxa" w:w="3213"/>
-          </w:tcPr>
-          <w:p>
-            <w:pPr>
-              <w:spacing w:after="80"/>
-            </w:pPr>
-            <w:r>
-              <w:rPr>
-                <w:sz w:val="20"/>
-              </w:rPr>
-              <w:t>Triển khai baseline và báo cáo kết quả có điều kiện đo.</w:t>
+              <w:t>Bảng mã ALUCtrl của đúng mạch; 8 vector expected/actual; trace kết quả về register file.</w:t>
             </w:r>
           </w:p>
         </w:tc>
@@ -425,30 +456,7 @@
     <w:p/>
     <w:p>
       <w:r>
-        <w:t>Đây là mạch học theo nhu cầu Phase 1. Các nội dung DSP/accelerator chỉ mở khi baseline và câu hỏi nghiên cứu đã đủ rõ. Không yêu cầu học hết một giáo trình trước khi làm dự án.</w:t>
-      </w:r>
-    </w:p>
-    <w:p>
-      <w:pPr>
-        <w:pStyle w:val="Heading1"/>
-      </w:pPr>
-      <w:r>
-        <w:t>2. CPU thay đổi “trạng thái” qua từng lệnh</w:t>
-      </w:r>
-    </w:p>
-    <w:p>
-      <w:r>
-        <w:t>Trong mô hình lập trình RV32I, trạng thái nhìn thấy được gồm 32 thanh ghi nguyên 32-bit x0…x31 và PC; x0 luôn bằng 0, PC giữ địa chỉ lệnh hiện tại [S1: Programmers’ Model]. Khi xét chương trình, còn cần theo dõi bộ nhớ và trạng thái ngoại vi mà chương trình truy cập.</w:t>
-      </w:r>
-    </w:p>
-    <w:p>
-      <w:r>
-        <w:t>Một lệnh mô tả phép chuyển từ trạng thái trước sang trạng thái sau. Phần cứng phải tạo đúng hiệu ứng đó khi lệnh hoàn tất. Cách thực hiện có thể gồm nhiều chu kỳ; đáp số đúng chưa cho biết timing.</w:t>
-      </w:r>
-    </w:p>
-    <w:p>
-      <w:r>
-        <w:t>Hai khái niệm: “32-bit dữ liệu” là độ rộng giá trị, còn “địa chỉ” xác định vị trí truy cập. Không hiểu RV32 là chỉ có 32 ô nhớ hoặc mọi lệnh luôn một chu kỳ.</w:t>
+        <w:t>Luồng cần theo: Instruction → tách trường → register file / immediate → MUX toán hạng → ALU → write-back. Logic control tự động là phần dự kiến phát triển; hiện main còn nhận control bằng Pin. Không coi sơ đồ dự kiến là tính năng đã có.</w:t>
       </w:r>
     </w:p>
     <w:p>
@@ -461,38 +469,78 @@
         <w:pStyle w:val="Heading1"/>
       </w:pPr>
       <w:r>
-        <w:t>3. Ví dụ có lời giải: tính một giá trị rồi ghi ra</w:t>
+        <w:t>3. Bài học đầu: tách trường khác với hiểu lệnh</w:t>
       </w:r>
     </w:p>
     <w:p>
       <w:r>
-        <w:t>Giả định: lệnh bên dưới là lệnh 32-bit, không exception; x10 đã chứa địa chỉ A hợp lệ cho store 32-bit, căn chỉnh phù hợp; quyền truy cập cho phép. Đây là ví dụ tự soạn, chưa phải firmware đã chạy.</w:t>
+        <w:t>Trong RV32I, các vị trí bit giữ số hiệu thanh ghi nhất quán ở nhiều dạng lệnh; ý nghĩa phần còn lại tùy opcode. Splitter chỉ phân dây theo bit. Decoder điều khiển phải nhận biết loại lệnh rồi quyết định đọc gì, chọn toán hạng nào, ALU làm gì và có ghi kết quả hay không [S1].</w:t>
+      </w:r>
+    </w:p>
+    <w:p>
+      <w:pPr>
+        <w:spacing w:after="40"/>
+      </w:pPr>
+      <w:r>
+        <w:rPr>
+          <w:rFonts w:ascii="Consolas" w:hAnsi="Consolas"/>
+          <w:sz w:val="20"/>
+        </w:rPr>
+        <w:t>R-type: [31:25] funct7 | [24:20] rs2 | [19:15] rs1</w:t>
+      </w:r>
+    </w:p>
+    <w:p>
+      <w:pPr>
+        <w:spacing w:after="40"/>
+      </w:pPr>
+      <w:r>
+        <w:rPr>
+          <w:rFonts w:ascii="Consolas" w:hAnsi="Consolas"/>
+          <w:sz w:val="20"/>
+        </w:rPr>
+        <w:t xml:space="preserve">        [14:12] funct3 | [11:7] rd  | [6:0] opcode</w:t>
+      </w:r>
+    </w:p>
+    <w:p>
+      <w:pPr>
+        <w:spacing w:after="40"/>
+      </w:pPr>
+      <w:r>
+        <w:rPr>
+          <w:rFonts w:ascii="Consolas" w:hAnsi="Consolas"/>
+          <w:sz w:val="20"/>
+        </w:rPr>
+        <w:t>I-type: [31:20] immediate | [19:15] rs1</w:t>
+      </w:r>
+    </w:p>
+    <w:p>
+      <w:pPr>
+        <w:spacing w:after="40"/>
+      </w:pPr>
+      <w:r>
+        <w:rPr>
+          <w:rFonts w:ascii="Consolas" w:hAnsi="Consolas"/>
+          <w:sz w:val="20"/>
+        </w:rPr>
+        <w:t xml:space="preserve">        [14:12] funct3 | [11:7] rd  | [6:0] opcode</w:t>
       </w:r>
     </w:p>
     <w:p>
       <w:r>
-        <w:rPr>
-          <w:rFonts w:ascii="Consolas" w:hAnsi="Consolas"/>
-        </w:rPr>
-        <w:t>addi x5, x0, 1</w:t>
+        <w:t>Trong file, ngõ ext3 là tên cổng cần đối chiếu với trường funct3 [14:12] khi mở mạch. Chưa dùng việc thấy đủ tên cổng làm bằng chứng mọi dây Splitter nối đúng.</w:t>
+      </w:r>
+    </w:p>
+    <w:p>
+      <w:pPr>
+        <w:pStyle w:val="Heading1"/>
+      </w:pPr>
+      <w:r>
+        <w:t>4. Giải ngay một lệnh có trong ROM của bạn</w:t>
       </w:r>
     </w:p>
     <w:p>
       <w:r>
-        <w:rPr>
-          <w:rFonts w:ascii="Consolas" w:hAnsi="Consolas"/>
-        </w:rPr>
-        <w:t>sw   x5, 0(x10)</w:t>
-      </w:r>
-    </w:p>
-    <w:p>
-      <w:r>
-        <w:t>ADDI cộng immediate đã sign-extend với thanh ghi nguồn, giữ 32 bit thấp trong RV32I [S1: Integer Register-Immediate Instructions]. Vì x0 = 0 nên lệnh đầu ghi x5 = 1. Lệnh này không trực tiếp ghi RAM hay GPIO.</w:t>
-      </w:r>
-    </w:p>
-    <w:p>
-      <w:r>
-        <w:t>SW dùng địa chỉ hiệu dụng bằng giá trị thanh ghi cơ sở cộng offset. Nó ghi 32 bit từ thanh ghi nguồn vào đích [S1: Load and Store Instructions]. Ở đây địa chỉ = A + 0, dữ liệu = 1. Vai trò của x10 là giữ địa chỉ; vai trò của x5 là giữ dữ liệu.</w:t>
+        <w:t>ROM chứa hai từ 0x00C48993, tiếp theo là bốn từ 0x00208663. Dưới đây là suy luận theo encoding ISA, chưa phải output chạy mạch.</w:t>
       </w:r>
     </w:p>
     <w:tbl>
@@ -517,13 +565,13 @@
           </w:tcPr>
           <w:p>
             <w:pPr>
-              <w:spacing w:after="80"/>
+              <w:spacing w:after="60"/>
             </w:pPr>
             <w:r>
               <w:rPr>
                 <w:sz w:val="20"/>
               </w:rPr>
-              <w:t>Lệnh</w:t>
+              <w:t>Trường của 0x00C48993</w:t>
             </w:r>
           </w:p>
         </w:tc>
@@ -533,13 +581,13 @@
           </w:tcPr>
           <w:p>
             <w:pPr>
-              <w:spacing w:after="80"/>
+              <w:spacing w:after="60"/>
             </w:pPr>
             <w:r>
               <w:rPr>
                 <w:sz w:val="20"/>
               </w:rPr>
-              <w:t>Giá trị đọc</w:t>
+              <w:t>Giá trị</w:t>
             </w:r>
           </w:p>
         </w:tc>
@@ -549,13 +597,13 @@
           </w:tcPr>
           <w:p>
             <w:pPr>
-              <w:spacing w:after="80"/>
+              <w:spacing w:after="60"/>
             </w:pPr>
             <w:r>
               <w:rPr>
                 <w:sz w:val="20"/>
               </w:rPr>
-              <w:t>Thay đổi khi hoàn tất</w:t>
+              <w:t>Ý nghĩa</w:t>
             </w:r>
           </w:p>
         </w:tc>
@@ -570,13 +618,13 @@
           </w:tcPr>
           <w:p>
             <w:pPr>
-              <w:spacing w:after="80"/>
+              <w:spacing w:after="60"/>
             </w:pPr>
             <w:r>
               <w:rPr>
                 <w:sz w:val="20"/>
               </w:rPr>
-              <w:t>ADDI ở P</w:t>
+              <w:t>opcode [6:0]</w:t>
             </w:r>
           </w:p>
         </w:tc>
@@ -586,13 +634,13 @@
           </w:tcPr>
           <w:p>
             <w:pPr>
-              <w:spacing w:after="80"/>
+              <w:spacing w:after="60"/>
             </w:pPr>
             <w:r>
               <w:rPr>
                 <w:sz w:val="20"/>
               </w:rPr>
-              <w:t>x0 = 0; immediate = 1</w:t>
+              <w:t>0x13</w:t>
             </w:r>
           </w:p>
         </w:tc>
@@ -602,13 +650,13 @@
           </w:tcPr>
           <w:p>
             <w:pPr>
-              <w:spacing w:after="80"/>
+              <w:spacing w:after="60"/>
             </w:pPr>
             <w:r>
               <w:rPr>
                 <w:sz w:val="20"/>
               </w:rPr>
-              <w:t>x5 = 1; PC kế tiếp = P + 4</w:t>
+              <w:t>Nhóm OP-IMM</w:t>
             </w:r>
           </w:p>
         </w:tc>
@@ -623,13 +671,13 @@
           </w:tcPr>
           <w:p>
             <w:pPr>
-              <w:spacing w:after="80"/>
+              <w:spacing w:after="60"/>
             </w:pPr>
             <w:r>
               <w:rPr>
                 <w:sz w:val="20"/>
               </w:rPr>
-              <w:t>SW ở P + 4</w:t>
+              <w:t>rd [11:7]</w:t>
             </w:r>
           </w:p>
         </w:tc>
@@ -639,13 +687,13 @@
           </w:tcPr>
           <w:p>
             <w:pPr>
-              <w:spacing w:after="80"/>
+              <w:spacing w:after="60"/>
             </w:pPr>
             <w:r>
               <w:rPr>
                 <w:sz w:val="20"/>
               </w:rPr>
-              <w:t>x10 = A; x5 = 1; offset = 0</w:t>
+              <w:t>19</w:t>
             </w:r>
           </w:p>
         </w:tc>
@@ -655,13 +703,172 @@
           </w:tcPr>
           <w:p>
             <w:pPr>
-              <w:spacing w:after="80"/>
+              <w:spacing w:after="60"/>
             </w:pPr>
             <w:r>
               <w:rPr>
                 <w:sz w:val="20"/>
               </w:rPr>
-              <w:t>Store 32-bit giá trị 1 tới A; PC kế tiếp = P + 8</w:t>
+              <w:t>Đích x19</w:t>
+            </w:r>
+          </w:p>
+        </w:tc>
+      </w:tr>
+      <w:tr>
+        <w:trPr>
+          <w:cantSplit/>
+        </w:trPr>
+        <w:tc>
+          <w:tcPr>
+            <w:tcW w:type="dxa" w:w="3213"/>
+          </w:tcPr>
+          <w:p>
+            <w:pPr>
+              <w:spacing w:after="60"/>
+            </w:pPr>
+            <w:r>
+              <w:rPr>
+                <w:sz w:val="20"/>
+              </w:rPr>
+              <w:t>funct3 [14:12]</w:t>
+            </w:r>
+          </w:p>
+        </w:tc>
+        <w:tc>
+          <w:tcPr>
+            <w:tcW w:type="dxa" w:w="3213"/>
+          </w:tcPr>
+          <w:p>
+            <w:pPr>
+              <w:spacing w:after="60"/>
+            </w:pPr>
+            <w:r>
+              <w:rPr>
+                <w:sz w:val="20"/>
+              </w:rPr>
+              <w:t>000</w:t>
+            </w:r>
+          </w:p>
+        </w:tc>
+        <w:tc>
+          <w:tcPr>
+            <w:tcW w:type="dxa" w:w="3213"/>
+          </w:tcPr>
+          <w:p>
+            <w:pPr>
+              <w:spacing w:after="60"/>
+            </w:pPr>
+            <w:r>
+              <w:rPr>
+                <w:sz w:val="20"/>
+              </w:rPr>
+              <w:t>Trong OP-IMM là ADDI</w:t>
+            </w:r>
+          </w:p>
+        </w:tc>
+      </w:tr>
+      <w:tr>
+        <w:trPr>
+          <w:cantSplit/>
+        </w:trPr>
+        <w:tc>
+          <w:tcPr>
+            <w:tcW w:type="dxa" w:w="3213"/>
+          </w:tcPr>
+          <w:p>
+            <w:pPr>
+              <w:spacing w:after="60"/>
+            </w:pPr>
+            <w:r>
+              <w:rPr>
+                <w:sz w:val="20"/>
+              </w:rPr>
+              <w:t>rs1 [19:15]</w:t>
+            </w:r>
+          </w:p>
+        </w:tc>
+        <w:tc>
+          <w:tcPr>
+            <w:tcW w:type="dxa" w:w="3213"/>
+          </w:tcPr>
+          <w:p>
+            <w:pPr>
+              <w:spacing w:after="60"/>
+            </w:pPr>
+            <w:r>
+              <w:rPr>
+                <w:sz w:val="20"/>
+              </w:rPr>
+              <w:t>9</w:t>
+            </w:r>
+          </w:p>
+        </w:tc>
+        <w:tc>
+          <w:tcPr>
+            <w:tcW w:type="dxa" w:w="3213"/>
+          </w:tcPr>
+          <w:p>
+            <w:pPr>
+              <w:spacing w:after="60"/>
+            </w:pPr>
+            <w:r>
+              <w:rPr>
+                <w:sz w:val="20"/>
+              </w:rPr>
+              <w:t>Nguồn x9</w:t>
+            </w:r>
+          </w:p>
+        </w:tc>
+      </w:tr>
+      <w:tr>
+        <w:trPr>
+          <w:cantSplit/>
+        </w:trPr>
+        <w:tc>
+          <w:tcPr>
+            <w:tcW w:type="dxa" w:w="3213"/>
+          </w:tcPr>
+          <w:p>
+            <w:pPr>
+              <w:spacing w:after="60"/>
+            </w:pPr>
+            <w:r>
+              <w:rPr>
+                <w:sz w:val="20"/>
+              </w:rPr>
+              <w:t>imm [31:20]</w:t>
+            </w:r>
+          </w:p>
+        </w:tc>
+        <w:tc>
+          <w:tcPr>
+            <w:tcW w:type="dxa" w:w="3213"/>
+          </w:tcPr>
+          <w:p>
+            <w:pPr>
+              <w:spacing w:after="60"/>
+            </w:pPr>
+            <w:r>
+              <w:rPr>
+                <w:sz w:val="20"/>
+              </w:rPr>
+              <w:t>0x00C = 12</w:t>
+            </w:r>
+          </w:p>
+        </w:tc>
+        <w:tc>
+          <w:tcPr>
+            <w:tcW w:type="dxa" w:w="3213"/>
+          </w:tcPr>
+          <w:p>
+            <w:pPr>
+              <w:spacing w:after="60"/>
+            </w:pPr>
+            <w:r>
+              <w:rPr>
+                <w:sz w:val="20"/>
+              </w:rPr>
+              <w:t>Immediate 12-bit, sign-extend lên 32-bit</w:t>
             </w:r>
           </w:p>
         </w:tc>
@@ -669,47 +876,37 @@
     </w:tbl>
     <w:p/>
     <w:p>
+      <w:pPr>
+        <w:spacing w:after="40"/>
+      </w:pPr>
       <w:r>
-        <w:t>Vì sao thêm giả định lệnh 32-bit? Khi có compressed instructions, có lệnh dài 16 bit; không được mặc định PC luôn tăng 4 cho mọi chương trình. Ví dụ này chỉ mô tả hai lệnh đã chỉ rõ, không ấn định compiler sẽ sinh đúng chuỗi đó từ C.</w:t>
+        <w:rPr>
+          <w:rFonts w:ascii="Consolas" w:hAnsi="Consolas"/>
+          <w:sz w:val="20"/>
+        </w:rPr>
+        <w:t>addi x19, x9, 12</w:t>
       </w:r>
     </w:p>
     <w:p>
       <w:pPr>
-        <w:pStyle w:val="Heading1"/>
+        <w:spacing w:after="40"/>
       </w:pPr>
       <w:r>
-        <w:t>4. Nếu A là RAM, nếu A là GPIO?</w:t>
+        <w:rPr>
+          <w:rFonts w:ascii="Consolas" w:hAnsi="Consolas"/>
+          <w:sz w:val="20"/>
+        </w:rPr>
+        <w:t>x19 &lt;- (x9 + 12) mod 2^32</w:t>
       </w:r>
     </w:p>
     <w:p>
       <w:r>
-        <w:t>RISC-V RV32I là kiến trúc load/store: phép toán số học dùng thanh ghi, còn load/store trao đổi dữ liệu với không gian bộ nhớ [S1]. CPU phát yêu cầu chứa địa chỉ, dữ liệu và điều khiển. Phần kết nối/giải mã của hệ thống quyết định khối đích.</w:t>
-      </w:r>
-    </w:p>
-    <w:p>
-      <w:pPr>
-        <w:pStyle w:val="ListBullet"/>
-      </w:pPr>
-      <w:r>
-        <w:t>A thuộc vùng RAM hợp lệ: store cập nhật vị trí bộ nhớ tương ứng.</w:t>
-      </w:r>
-    </w:p>
-    <w:p>
-      <w:pPr>
-        <w:pStyle w:val="ListBullet"/>
-      </w:pPr>
-      <w:r>
-        <w:t>A thuộc thanh ghi GPIO được ánh xạ địa chỉ: store có thể cập nhật đầu ra theo quy tắc của thanh ghi đó. Đây là MMIO.</w:t>
+        <w:t>Nếu giả sử x9 = 10, kết quả mong đợi là x19 = 22. Không mặc định x9 = 0 hoặc cho rằng đã quan sát được 22 trên mạch. Đáng chú ý: [24:20] có giá trị 12 nhưng ở lệnh này nó thuộc immediate, không mang ý nghĩa toán hạng rs2. Mạch có thể vẫn xuất các bit ấy ở cổng tên rs2; control phải quyết định chúng có được dùng hay không.</w:t>
       </w:r>
     </w:p>
     <w:p>
       <w:r>
-        <w:t>Để kết luận LED sáng còn cần biết đúng thanh ghi/bit, output enable, pin kết nối và mức active-high/active-low. Giá trị 1 không tự có nghĩa “LED sáng” trên mọi board. Chưa chọn địa chỉ thật hoặc board trong bài này.</w:t>
-      </w:r>
-    </w:p>
-    <w:p>
-      <w:r>
-        <w:t>Bài học thiết kế: hiệu ứng ngoại vi đến từ cả ngữ nghĩa lệnh và phần cứng hệ thống. CPU không cần một lệnh tên “bật LED”; hệ thống cần memory map và thanh ghi ngoại vi có chức năng rõ ràng.</w:t>
+        <w:t>0x00208663 tương ứng BEQ x1, x2, +12. Các bit [11:7] ở B-type thuộc immediate, không phải thanh ghi đích. Phạm vi control ADD/SUB/ADDI đề xuất dưới đây chưa thực thi branch; vì ROM có BEQ, chưa thể dùng chương trình ROM hiện tại để tuyên bố CPU chạy hoàn chỉnh.</w:t>
       </w:r>
     </w:p>
     <w:p>
@@ -722,17 +919,1036 @@
         <w:pStyle w:val="Heading1"/>
       </w:pPr>
       <w:r>
-        <w:t>5. Từ mã C đến hoạt động trên FPGA</w:t>
+        <w:t>5. Từ bảng lệnh đến control tối thiểu</w:t>
+      </w:r>
+    </w:p>
+    <w:tbl>
+      <w:tblPr>
+        <w:tblStyle w:val="LightShading-Accent1"/>
+        <w:tblW w:type="auto" w:w="0"/>
+        <w:tblLook w:firstColumn="1" w:firstRow="1" w:lastColumn="0" w:lastRow="0" w:noHBand="0" w:noVBand="1" w:val="04A0"/>
+      </w:tblPr>
+      <w:tblGrid>
+        <w:gridCol w:w="2409"/>
+        <w:gridCol w:w="2409"/>
+        <w:gridCol w:w="2409"/>
+        <w:gridCol w:w="2409"/>
+      </w:tblGrid>
+      <w:tr>
+        <w:trPr>
+          <w:cantSplit/>
+          <w:tblHeader/>
+        </w:trPr>
+        <w:tc>
+          <w:tcPr>
+            <w:tcW w:type="dxa" w:w="2409"/>
+          </w:tcPr>
+          <w:p>
+            <w:pPr>
+              <w:spacing w:after="60"/>
+            </w:pPr>
+            <w:r>
+              <w:rPr>
+                <w:sz w:val="20"/>
+              </w:rPr>
+              <w:t>Lệnh</w:t>
+            </w:r>
+          </w:p>
+        </w:tc>
+        <w:tc>
+          <w:tcPr>
+            <w:tcW w:type="dxa" w:w="2409"/>
+          </w:tcPr>
+          <w:p>
+            <w:pPr>
+              <w:spacing w:after="60"/>
+            </w:pPr>
+            <w:r>
+              <w:rPr>
+                <w:sz w:val="20"/>
+              </w:rPr>
+              <w:t>Điều kiện nhận biết</w:t>
+            </w:r>
+          </w:p>
+        </w:tc>
+        <w:tc>
+          <w:tcPr>
+            <w:tcW w:type="dxa" w:w="2409"/>
+          </w:tcPr>
+          <w:p>
+            <w:pPr>
+              <w:spacing w:after="60"/>
+            </w:pPr>
+            <w:r>
+              <w:rPr>
+                <w:sz w:val="20"/>
+              </w:rPr>
+              <w:t>B vào ALU</w:t>
+            </w:r>
+          </w:p>
+        </w:tc>
+        <w:tc>
+          <w:tcPr>
+            <w:tcW w:type="dxa" w:w="2409"/>
+          </w:tcPr>
+          <w:p>
+            <w:pPr>
+              <w:spacing w:after="60"/>
+            </w:pPr>
+            <w:r>
+              <w:rPr>
+                <w:sz w:val="20"/>
+              </w:rPr>
+              <w:t>Phép ALU / ghi</w:t>
+            </w:r>
+          </w:p>
+        </w:tc>
+      </w:tr>
+      <w:tr>
+        <w:trPr>
+          <w:cantSplit/>
+        </w:trPr>
+        <w:tc>
+          <w:tcPr>
+            <w:tcW w:type="dxa" w:w="2409"/>
+          </w:tcPr>
+          <w:p>
+            <w:pPr>
+              <w:spacing w:after="60"/>
+            </w:pPr>
+            <w:r>
+              <w:rPr>
+                <w:sz w:val="20"/>
+              </w:rPr>
+              <w:t>ADD</w:t>
+            </w:r>
+          </w:p>
+        </w:tc>
+        <w:tc>
+          <w:tcPr>
+            <w:tcW w:type="dxa" w:w="2409"/>
+          </w:tcPr>
+          <w:p>
+            <w:pPr>
+              <w:spacing w:after="60"/>
+            </w:pPr>
+            <w:r>
+              <w:rPr>
+                <w:sz w:val="20"/>
+              </w:rPr>
+              <w:t>opcode=0x33, funct3=000, funct7=0x00</w:t>
+            </w:r>
+          </w:p>
+        </w:tc>
+        <w:tc>
+          <w:tcPr>
+            <w:tcW w:type="dxa" w:w="2409"/>
+          </w:tcPr>
+          <w:p>
+            <w:pPr>
+              <w:spacing w:after="60"/>
+            </w:pPr>
+            <w:r>
+              <w:rPr>
+                <w:sz w:val="20"/>
+              </w:rPr>
+              <w:t>rs2_data</w:t>
+            </w:r>
+          </w:p>
+        </w:tc>
+        <w:tc>
+          <w:tcPr>
+            <w:tcW w:type="dxa" w:w="2409"/>
+          </w:tcPr>
+          <w:p>
+            <w:pPr>
+              <w:spacing w:after="60"/>
+            </w:pPr>
+            <w:r>
+              <w:rPr>
+                <w:sz w:val="20"/>
+              </w:rPr>
+              <w:t>ADD; Write=1</w:t>
+            </w:r>
+          </w:p>
+        </w:tc>
+      </w:tr>
+      <w:tr>
+        <w:trPr>
+          <w:cantSplit/>
+        </w:trPr>
+        <w:tc>
+          <w:tcPr>
+            <w:tcW w:type="dxa" w:w="2409"/>
+          </w:tcPr>
+          <w:p>
+            <w:pPr>
+              <w:spacing w:after="60"/>
+            </w:pPr>
+            <w:r>
+              <w:rPr>
+                <w:sz w:val="20"/>
+              </w:rPr>
+              <w:t>SUB</w:t>
+            </w:r>
+          </w:p>
+        </w:tc>
+        <w:tc>
+          <w:tcPr>
+            <w:tcW w:type="dxa" w:w="2409"/>
+          </w:tcPr>
+          <w:p>
+            <w:pPr>
+              <w:spacing w:after="60"/>
+            </w:pPr>
+            <w:r>
+              <w:rPr>
+                <w:sz w:val="20"/>
+              </w:rPr>
+              <w:t>opcode=0x33, funct3=000, funct7=0x20</w:t>
+            </w:r>
+          </w:p>
+        </w:tc>
+        <w:tc>
+          <w:tcPr>
+            <w:tcW w:type="dxa" w:w="2409"/>
+          </w:tcPr>
+          <w:p>
+            <w:pPr>
+              <w:spacing w:after="60"/>
+            </w:pPr>
+            <w:r>
+              <w:rPr>
+                <w:sz w:val="20"/>
+              </w:rPr>
+              <w:t>rs2_data</w:t>
+            </w:r>
+          </w:p>
+        </w:tc>
+        <w:tc>
+          <w:tcPr>
+            <w:tcW w:type="dxa" w:w="2409"/>
+          </w:tcPr>
+          <w:p>
+            <w:pPr>
+              <w:spacing w:after="60"/>
+            </w:pPr>
+            <w:r>
+              <w:rPr>
+                <w:sz w:val="20"/>
+              </w:rPr>
+              <w:t>SUB; Write=1</w:t>
+            </w:r>
+          </w:p>
+        </w:tc>
+      </w:tr>
+      <w:tr>
+        <w:trPr>
+          <w:cantSplit/>
+        </w:trPr>
+        <w:tc>
+          <w:tcPr>
+            <w:tcW w:type="dxa" w:w="2409"/>
+          </w:tcPr>
+          <w:p>
+            <w:pPr>
+              <w:spacing w:after="60"/>
+            </w:pPr>
+            <w:r>
+              <w:rPr>
+                <w:sz w:val="20"/>
+              </w:rPr>
+              <w:t>ADDI</w:t>
+            </w:r>
+          </w:p>
+        </w:tc>
+        <w:tc>
+          <w:tcPr>
+            <w:tcW w:type="dxa" w:w="2409"/>
+          </w:tcPr>
+          <w:p>
+            <w:pPr>
+              <w:spacing w:after="60"/>
+            </w:pPr>
+            <w:r>
+              <w:rPr>
+                <w:sz w:val="20"/>
+              </w:rPr>
+              <w:t>opcode=0x13, funct3=000</w:t>
+            </w:r>
+          </w:p>
+        </w:tc>
+        <w:tc>
+          <w:tcPr>
+            <w:tcW w:type="dxa" w:w="2409"/>
+          </w:tcPr>
+          <w:p>
+            <w:pPr>
+              <w:spacing w:after="60"/>
+            </w:pPr>
+            <w:r>
+              <w:rPr>
+                <w:sz w:val="20"/>
+              </w:rPr>
+              <w:t>I-immediate</w:t>
+            </w:r>
+          </w:p>
+        </w:tc>
+        <w:tc>
+          <w:tcPr>
+            <w:tcW w:type="dxa" w:w="2409"/>
+          </w:tcPr>
+          <w:p>
+            <w:pPr>
+              <w:spacing w:after="60"/>
+            </w:pPr>
+            <w:r>
+              <w:rPr>
+                <w:sz w:val="20"/>
+              </w:rPr>
+              <w:t>ADD; Write=1</w:t>
+            </w:r>
+          </w:p>
+        </w:tc>
+      </w:tr>
+    </w:tbl>
+    <w:p/>
+    <w:p>
+      <w:r>
+        <w:t>ADDI dùng cùng phép cộng với ADD; khác ở nguồn toán hạng B. Do đó ALUSrc và ALUCtrl có vai trò khác nhau: một tín hiệu chọn dữ liệu, một tín hiệu chọn phép tính. Với ADDI, không kiểm tra [31:25] như funct7 R-type vì các bit đó thuộc immediate, có thể chứa dấu âm.</w:t>
       </w:r>
     </w:p>
     <w:p>
       <w:r>
-        <w:t>Chuỗi khái niệm: mã C → biên dịch thành assembly hoặc mã đối tượng → assembler tạo object → linker liên kết mã/dữ liệu theo bố trí bộ nhớ → ELF và các dạng nạp phù hợp → CPU lấy và thực thi lệnh. Compiler không bắt buộc ghi file assembly trung gian ra đĩa.</w:t>
+        <w:t>Bảng này dùng tên ADD_CODE, SUB_CODE và I_CODE thay cho tự áp mã nhị phân. Bạn sẽ lần dây MUX trong ALU và ImmGen để ghi mã thật của mạch. Số thứ tự mã điều khiển là lựa chọn implementation, không do ISA quy định; không sao chép trực tiếp mã enum Ibex sang mạch lớp.</w:t>
+      </w:r>
+    </w:p>
+    <w:p>
+      <w:pPr>
+        <w:pStyle w:val="Heading1"/>
+      </w:pPr>
+      <w:r>
+        <w:t>6. Phát triển từ bản lớp học</w:t>
+      </w:r>
+    </w:p>
+    <w:p>
+      <w:pPr>
+        <w:pStyle w:val="ListBullet"/>
+      </w:pPr>
+      <w:r>
+        <w:t>Bước 1: lưu một bản làm việc mới ở máy bạn, giữ RiscVComputer_T3.circ gốc nguyên trạng. Đọc từng khối riêng và ghi giao diện trước khi thay dây main.</w:t>
+      </w:r>
+    </w:p>
+    <w:p>
+      <w:pPr>
+        <w:pStyle w:val="ListBullet"/>
+      </w:pPr>
+      <w:r>
+        <w:t>Bước 2: trên mạch con kiểm thử, nhập các instruction word rồi quan sát trường xuất ra. So sánh với bảng bit; sai ở đây thì sửa phần tách trường trước khi làm control.</w:t>
+      </w:r>
+    </w:p>
+    <w:p>
+      <w:pPr>
+        <w:pStyle w:val="ListBullet"/>
+      </w:pPr>
+      <w:r>
+        <w:t>Bước 3: lập bảng control cho ba lệnh trên. Phát triển một khối ControlALU nhận opcode/funct3/funct7 (hoặc instruction) và xuất valid, Write, lựa chọn B/immediate và mã phép ALU. Chưa nối thay toàn bộ Pin trong main trước khi kiểm thử độc lập.</w:t>
+      </w:r>
+    </w:p>
+    <w:p>
+      <w:pPr>
+        <w:pStyle w:val="ListBullet"/>
+      </w:pPr>
+      <w:r>
+        <w:t>Bước 4: lệnh ngoài tập hỗ trợ có valid=0 và Write=0. Thêm nhãn “unsupported” để quan sát; chưa gọi đây là cơ chế illegal-instruction trap đầy đủ của core. Không cho BEQ/LOAD ghi thanh ghi do mặc định sai.</w:t>
+      </w:r>
+    </w:p>
+    <w:p>
+      <w:pPr>
+        <w:pStyle w:val="ListBullet"/>
+      </w:pPr>
+      <w:r>
+        <w:t>Bước 5: kiểm ALU độc lập, sau đó mới nối với register file và dùng chương trình thử chỉ gồm các lệnh đã hỗ trợ. Ghi trạng thái trước/sau cạnh clock; không suy từ một đường sáng rằng cả CPU đúng.</w:t>
+      </w:r>
+    </w:p>
+    <w:p>
+      <w:pPr>
+        <w:pStyle w:val="Heading1"/>
+      </w:pPr>
+      <w:r>
+        <w:t>7. Ví dụ số bù hai và phép trừ</w:t>
       </w:r>
     </w:p>
     <w:p>
       <w:r>
-        <w:t>Linker giải quyết liên kết ký hiệu và bố trí các section theo cấu hình. Startup chuẩn bị trạng thái chạy C trước khi vào main; chi tiết stack, BSS, dữ liệu khởi tạo phải đọc đúng chương trình startup và linker của dự án. Không giả định mọi hệ thống đều boot từ flash.</w:t>
+        <w:t>ALU xử lý vector bit. Với 32-bit, phép cộng/trừ số nguyên cơ bản giữ 32 bit thấp [S1]. Phép trừ có thể hiện thực A + (~B) + 1; mạch lớp hiện có một Subtractor riêng, còn Ibex dùng đường adder có xử lý toán hạng để thực hiện nhiều phép. Cùng kết quả kiến trúc không đòi hỏi cùng cấu trúc cổng [S2].</w:t>
+      </w:r>
+    </w:p>
+    <w:p>
+      <w:r>
+        <w:t>Ví dụ 4 − 9 = −5: biểu diễn 32-bit là 0xFFFFFFFB. Đây là kết quả mong đợi theo số bù hai; cần chọn cách hiển thị hex/signed phù hợp khi đọc probe. Tràn số không đồng nghĩa mô hình đã xử lý trap; ADD/SUB RV32I không tạo arithmetic-overflow exception [S1].</w:t>
+      </w:r>
+    </w:p>
+    <w:p>
+      <w:r>
+        <w:br w:type="page"/>
+      </w:r>
+    </w:p>
+    <w:p>
+      <w:pPr>
+        <w:pStyle w:val="Heading1"/>
+      </w:pPr>
+      <w:r>
+        <w:t>8. Kiểm chứng có mục tiêu</w:t>
+      </w:r>
+    </w:p>
+    <w:tbl>
+      <w:tblPr>
+        <w:tblStyle w:val="LightShading-Accent1"/>
+        <w:tblW w:type="auto" w:w="0"/>
+        <w:tblLook w:firstColumn="1" w:firstRow="1" w:lastColumn="0" w:lastRow="0" w:noHBand="0" w:noVBand="1" w:val="04A0"/>
+      </w:tblPr>
+      <w:tblGrid>
+        <w:gridCol w:w="2409"/>
+        <w:gridCol w:w="2409"/>
+        <w:gridCol w:w="2409"/>
+        <w:gridCol w:w="2409"/>
+      </w:tblGrid>
+      <w:tr>
+        <w:trPr>
+          <w:cantSplit/>
+          <w:tblHeader/>
+        </w:trPr>
+        <w:tc>
+          <w:tcPr>
+            <w:tcW w:type="dxa" w:w="2409"/>
+          </w:tcPr>
+          <w:p>
+            <w:pPr>
+              <w:spacing w:after="60"/>
+            </w:pPr>
+            <w:r>
+              <w:rPr>
+                <w:sz w:val="20"/>
+              </w:rPr>
+              <w:t>Phép</w:t>
+            </w:r>
+          </w:p>
+        </w:tc>
+        <w:tc>
+          <w:tcPr>
+            <w:tcW w:type="dxa" w:w="2409"/>
+          </w:tcPr>
+          <w:p>
+            <w:pPr>
+              <w:spacing w:after="60"/>
+            </w:pPr>
+            <w:r>
+              <w:rPr>
+                <w:sz w:val="20"/>
+              </w:rPr>
+              <w:t>A (hex)</w:t>
+            </w:r>
+          </w:p>
+        </w:tc>
+        <w:tc>
+          <w:tcPr>
+            <w:tcW w:type="dxa" w:w="2409"/>
+          </w:tcPr>
+          <w:p>
+            <w:pPr>
+              <w:spacing w:after="60"/>
+            </w:pPr>
+            <w:r>
+              <w:rPr>
+                <w:sz w:val="20"/>
+              </w:rPr>
+              <w:t>B (hex)</w:t>
+            </w:r>
+          </w:p>
+        </w:tc>
+        <w:tc>
+          <w:tcPr>
+            <w:tcW w:type="dxa" w:w="2409"/>
+          </w:tcPr>
+          <w:p>
+            <w:pPr>
+              <w:spacing w:after="60"/>
+            </w:pPr>
+            <w:r>
+              <w:rPr>
+                <w:sz w:val="20"/>
+              </w:rPr>
+              <w:t>Expected (hex)</w:t>
+            </w:r>
+          </w:p>
+        </w:tc>
+      </w:tr>
+      <w:tr>
+        <w:trPr>
+          <w:cantSplit/>
+        </w:trPr>
+        <w:tc>
+          <w:tcPr>
+            <w:tcW w:type="dxa" w:w="2409"/>
+          </w:tcPr>
+          <w:p>
+            <w:pPr>
+              <w:spacing w:after="60"/>
+            </w:pPr>
+            <w:r>
+              <w:rPr>
+                <w:sz w:val="20"/>
+              </w:rPr>
+              <w:t>ADD</w:t>
+            </w:r>
+          </w:p>
+        </w:tc>
+        <w:tc>
+          <w:tcPr>
+            <w:tcW w:type="dxa" w:w="2409"/>
+          </w:tcPr>
+          <w:p>
+            <w:pPr>
+              <w:spacing w:after="60"/>
+            </w:pPr>
+            <w:r>
+              <w:rPr>
+                <w:sz w:val="20"/>
+              </w:rPr>
+              <w:t>00000000</w:t>
+            </w:r>
+          </w:p>
+        </w:tc>
+        <w:tc>
+          <w:tcPr>
+            <w:tcW w:type="dxa" w:w="2409"/>
+          </w:tcPr>
+          <w:p>
+            <w:pPr>
+              <w:spacing w:after="60"/>
+            </w:pPr>
+            <w:r>
+              <w:rPr>
+                <w:sz w:val="20"/>
+              </w:rPr>
+              <w:t>00000000</w:t>
+            </w:r>
+          </w:p>
+        </w:tc>
+        <w:tc>
+          <w:tcPr>
+            <w:tcW w:type="dxa" w:w="2409"/>
+          </w:tcPr>
+          <w:p>
+            <w:pPr>
+              <w:spacing w:after="60"/>
+            </w:pPr>
+            <w:r>
+              <w:rPr>
+                <w:sz w:val="20"/>
+              </w:rPr>
+              <w:t>00000000</w:t>
+            </w:r>
+          </w:p>
+        </w:tc>
+      </w:tr>
+      <w:tr>
+        <w:trPr>
+          <w:cantSplit/>
+        </w:trPr>
+        <w:tc>
+          <w:tcPr>
+            <w:tcW w:type="dxa" w:w="2409"/>
+          </w:tcPr>
+          <w:p>
+            <w:pPr>
+              <w:spacing w:after="60"/>
+            </w:pPr>
+            <w:r>
+              <w:rPr>
+                <w:sz w:val="20"/>
+              </w:rPr>
+              <w:t>ADD</w:t>
+            </w:r>
+          </w:p>
+        </w:tc>
+        <w:tc>
+          <w:tcPr>
+            <w:tcW w:type="dxa" w:w="2409"/>
+          </w:tcPr>
+          <w:p>
+            <w:pPr>
+              <w:spacing w:after="60"/>
+            </w:pPr>
+            <w:r>
+              <w:rPr>
+                <w:sz w:val="20"/>
+              </w:rPr>
+              <w:t>00000001</w:t>
+            </w:r>
+          </w:p>
+        </w:tc>
+        <w:tc>
+          <w:tcPr>
+            <w:tcW w:type="dxa" w:w="2409"/>
+          </w:tcPr>
+          <w:p>
+            <w:pPr>
+              <w:spacing w:after="60"/>
+            </w:pPr>
+            <w:r>
+              <w:rPr>
+                <w:sz w:val="20"/>
+              </w:rPr>
+              <w:t>00000002</w:t>
+            </w:r>
+          </w:p>
+        </w:tc>
+        <w:tc>
+          <w:tcPr>
+            <w:tcW w:type="dxa" w:w="2409"/>
+          </w:tcPr>
+          <w:p>
+            <w:pPr>
+              <w:spacing w:after="60"/>
+            </w:pPr>
+            <w:r>
+              <w:rPr>
+                <w:sz w:val="20"/>
+              </w:rPr>
+              <w:t>00000003</w:t>
+            </w:r>
+          </w:p>
+        </w:tc>
+      </w:tr>
+      <w:tr>
+        <w:trPr>
+          <w:cantSplit/>
+        </w:trPr>
+        <w:tc>
+          <w:tcPr>
+            <w:tcW w:type="dxa" w:w="2409"/>
+          </w:tcPr>
+          <w:p>
+            <w:pPr>
+              <w:spacing w:after="60"/>
+            </w:pPr>
+            <w:r>
+              <w:rPr>
+                <w:sz w:val="20"/>
+              </w:rPr>
+              <w:t>ADD</w:t>
+            </w:r>
+          </w:p>
+        </w:tc>
+        <w:tc>
+          <w:tcPr>
+            <w:tcW w:type="dxa" w:w="2409"/>
+          </w:tcPr>
+          <w:p>
+            <w:pPr>
+              <w:spacing w:after="60"/>
+            </w:pPr>
+            <w:r>
+              <w:rPr>
+                <w:sz w:val="20"/>
+              </w:rPr>
+              <w:t>FFFFFFFF</w:t>
+            </w:r>
+          </w:p>
+        </w:tc>
+        <w:tc>
+          <w:tcPr>
+            <w:tcW w:type="dxa" w:w="2409"/>
+          </w:tcPr>
+          <w:p>
+            <w:pPr>
+              <w:spacing w:after="60"/>
+            </w:pPr>
+            <w:r>
+              <w:rPr>
+                <w:sz w:val="20"/>
+              </w:rPr>
+              <w:t>00000001</w:t>
+            </w:r>
+          </w:p>
+        </w:tc>
+        <w:tc>
+          <w:tcPr>
+            <w:tcW w:type="dxa" w:w="2409"/>
+          </w:tcPr>
+          <w:p>
+            <w:pPr>
+              <w:spacing w:after="60"/>
+            </w:pPr>
+            <w:r>
+              <w:rPr>
+                <w:sz w:val="20"/>
+              </w:rPr>
+              <w:t>00000000</w:t>
+            </w:r>
+          </w:p>
+        </w:tc>
+      </w:tr>
+      <w:tr>
+        <w:trPr>
+          <w:cantSplit/>
+        </w:trPr>
+        <w:tc>
+          <w:tcPr>
+            <w:tcW w:type="dxa" w:w="2409"/>
+          </w:tcPr>
+          <w:p>
+            <w:pPr>
+              <w:spacing w:after="60"/>
+            </w:pPr>
+            <w:r>
+              <w:rPr>
+                <w:sz w:val="20"/>
+              </w:rPr>
+              <w:t>ADD</w:t>
+            </w:r>
+          </w:p>
+        </w:tc>
+        <w:tc>
+          <w:tcPr>
+            <w:tcW w:type="dxa" w:w="2409"/>
+          </w:tcPr>
+          <w:p>
+            <w:pPr>
+              <w:spacing w:after="60"/>
+            </w:pPr>
+            <w:r>
+              <w:rPr>
+                <w:sz w:val="20"/>
+              </w:rPr>
+              <w:t>7FFFFFFF</w:t>
+            </w:r>
+          </w:p>
+        </w:tc>
+        <w:tc>
+          <w:tcPr>
+            <w:tcW w:type="dxa" w:w="2409"/>
+          </w:tcPr>
+          <w:p>
+            <w:pPr>
+              <w:spacing w:after="60"/>
+            </w:pPr>
+            <w:r>
+              <w:rPr>
+                <w:sz w:val="20"/>
+              </w:rPr>
+              <w:t>00000001</w:t>
+            </w:r>
+          </w:p>
+        </w:tc>
+        <w:tc>
+          <w:tcPr>
+            <w:tcW w:type="dxa" w:w="2409"/>
+          </w:tcPr>
+          <w:p>
+            <w:pPr>
+              <w:spacing w:after="60"/>
+            </w:pPr>
+            <w:r>
+              <w:rPr>
+                <w:sz w:val="20"/>
+              </w:rPr>
+              <w:t>80000000</w:t>
+            </w:r>
+          </w:p>
+        </w:tc>
+      </w:tr>
+      <w:tr>
+        <w:trPr>
+          <w:cantSplit/>
+        </w:trPr>
+        <w:tc>
+          <w:tcPr>
+            <w:tcW w:type="dxa" w:w="2409"/>
+          </w:tcPr>
+          <w:p>
+            <w:pPr>
+              <w:spacing w:after="60"/>
+            </w:pPr>
+            <w:r>
+              <w:rPr>
+                <w:sz w:val="20"/>
+              </w:rPr>
+              <w:t>SUB</w:t>
+            </w:r>
+          </w:p>
+        </w:tc>
+        <w:tc>
+          <w:tcPr>
+            <w:tcW w:type="dxa" w:w="2409"/>
+          </w:tcPr>
+          <w:p>
+            <w:pPr>
+              <w:spacing w:after="60"/>
+            </w:pPr>
+            <w:r>
+              <w:rPr>
+                <w:sz w:val="20"/>
+              </w:rPr>
+              <w:t>00000009</w:t>
+            </w:r>
+          </w:p>
+        </w:tc>
+        <w:tc>
+          <w:tcPr>
+            <w:tcW w:type="dxa" w:w="2409"/>
+          </w:tcPr>
+          <w:p>
+            <w:pPr>
+              <w:spacing w:after="60"/>
+            </w:pPr>
+            <w:r>
+              <w:rPr>
+                <w:sz w:val="20"/>
+              </w:rPr>
+              <w:t>00000004</w:t>
+            </w:r>
+          </w:p>
+        </w:tc>
+        <w:tc>
+          <w:tcPr>
+            <w:tcW w:type="dxa" w:w="2409"/>
+          </w:tcPr>
+          <w:p>
+            <w:pPr>
+              <w:spacing w:after="60"/>
+            </w:pPr>
+            <w:r>
+              <w:rPr>
+                <w:sz w:val="20"/>
+              </w:rPr>
+              <w:t>00000005</w:t>
+            </w:r>
+          </w:p>
+        </w:tc>
+      </w:tr>
+      <w:tr>
+        <w:trPr>
+          <w:cantSplit/>
+        </w:trPr>
+        <w:tc>
+          <w:tcPr>
+            <w:tcW w:type="dxa" w:w="2409"/>
+          </w:tcPr>
+          <w:p>
+            <w:pPr>
+              <w:spacing w:after="60"/>
+            </w:pPr>
+            <w:r>
+              <w:rPr>
+                <w:sz w:val="20"/>
+              </w:rPr>
+              <w:t>SUB</w:t>
+            </w:r>
+          </w:p>
+        </w:tc>
+        <w:tc>
+          <w:tcPr>
+            <w:tcW w:type="dxa" w:w="2409"/>
+          </w:tcPr>
+          <w:p>
+            <w:pPr>
+              <w:spacing w:after="60"/>
+            </w:pPr>
+            <w:r>
+              <w:rPr>
+                <w:sz w:val="20"/>
+              </w:rPr>
+              <w:t>00000004</w:t>
+            </w:r>
+          </w:p>
+        </w:tc>
+        <w:tc>
+          <w:tcPr>
+            <w:tcW w:type="dxa" w:w="2409"/>
+          </w:tcPr>
+          <w:p>
+            <w:pPr>
+              <w:spacing w:after="60"/>
+            </w:pPr>
+            <w:r>
+              <w:rPr>
+                <w:sz w:val="20"/>
+              </w:rPr>
+              <w:t>00000009</w:t>
+            </w:r>
+          </w:p>
+        </w:tc>
+        <w:tc>
+          <w:tcPr>
+            <w:tcW w:type="dxa" w:w="2409"/>
+          </w:tcPr>
+          <w:p>
+            <w:pPr>
+              <w:spacing w:after="60"/>
+            </w:pPr>
+            <w:r>
+              <w:rPr>
+                <w:sz w:val="20"/>
+              </w:rPr>
+              <w:t>FFFFFFFB</w:t>
+            </w:r>
+          </w:p>
+        </w:tc>
+      </w:tr>
+      <w:tr>
+        <w:trPr>
+          <w:cantSplit/>
+        </w:trPr>
+        <w:tc>
+          <w:tcPr>
+            <w:tcW w:type="dxa" w:w="2409"/>
+          </w:tcPr>
+          <w:p>
+            <w:pPr>
+              <w:spacing w:after="60"/>
+            </w:pPr>
+            <w:r>
+              <w:rPr>
+                <w:sz w:val="20"/>
+              </w:rPr>
+              <w:t>SUB</w:t>
+            </w:r>
+          </w:p>
+        </w:tc>
+        <w:tc>
+          <w:tcPr>
+            <w:tcW w:type="dxa" w:w="2409"/>
+          </w:tcPr>
+          <w:p>
+            <w:pPr>
+              <w:spacing w:after="60"/>
+            </w:pPr>
+            <w:r>
+              <w:rPr>
+                <w:sz w:val="20"/>
+              </w:rPr>
+              <w:t>80000000</w:t>
+            </w:r>
+          </w:p>
+        </w:tc>
+        <w:tc>
+          <w:tcPr>
+            <w:tcW w:type="dxa" w:w="2409"/>
+          </w:tcPr>
+          <w:p>
+            <w:pPr>
+              <w:spacing w:after="60"/>
+            </w:pPr>
+            <w:r>
+              <w:rPr>
+                <w:sz w:val="20"/>
+              </w:rPr>
+              <w:t>00000001</w:t>
+            </w:r>
+          </w:p>
+        </w:tc>
+        <w:tc>
+          <w:tcPr>
+            <w:tcW w:type="dxa" w:w="2409"/>
+          </w:tcPr>
+          <w:p>
+            <w:pPr>
+              <w:spacing w:after="60"/>
+            </w:pPr>
+            <w:r>
+              <w:rPr>
+                <w:sz w:val="20"/>
+              </w:rPr>
+              <w:t>7FFFFFFF</w:t>
+            </w:r>
+          </w:p>
+        </w:tc>
+      </w:tr>
+      <w:tr>
+        <w:trPr>
+          <w:cantSplit/>
+        </w:trPr>
+        <w:tc>
+          <w:tcPr>
+            <w:tcW w:type="dxa" w:w="2409"/>
+          </w:tcPr>
+          <w:p>
+            <w:pPr>
+              <w:spacing w:after="60"/>
+            </w:pPr>
+            <w:r>
+              <w:rPr>
+                <w:sz w:val="20"/>
+              </w:rPr>
+              <w:t>SUB</w:t>
+            </w:r>
+          </w:p>
+        </w:tc>
+        <w:tc>
+          <w:tcPr>
+            <w:tcW w:type="dxa" w:w="2409"/>
+          </w:tcPr>
+          <w:p>
+            <w:pPr>
+              <w:spacing w:after="60"/>
+            </w:pPr>
+            <w:r>
+              <w:rPr>
+                <w:sz w:val="20"/>
+              </w:rPr>
+              <w:t>FFFFFFFF</w:t>
+            </w:r>
+          </w:p>
+        </w:tc>
+        <w:tc>
+          <w:tcPr>
+            <w:tcW w:type="dxa" w:w="2409"/>
+          </w:tcPr>
+          <w:p>
+            <w:pPr>
+              <w:spacing w:after="60"/>
+            </w:pPr>
+            <w:r>
+              <w:rPr>
+                <w:sz w:val="20"/>
+              </w:rPr>
+              <w:t>FFFFFFFF</w:t>
+            </w:r>
+          </w:p>
+        </w:tc>
+        <w:tc>
+          <w:tcPr>
+            <w:tcW w:type="dxa" w:w="2409"/>
+          </w:tcPr>
+          <w:p>
+            <w:pPr>
+              <w:spacing w:after="60"/>
+            </w:pPr>
+            <w:r>
+              <w:rPr>
+                <w:sz w:val="20"/>
+              </w:rPr>
+              <w:t>00000000</w:t>
+            </w:r>
+          </w:p>
+        </w:tc>
+      </w:tr>
+    </w:tbl>
+    <w:p/>
+    <w:p>
+      <w:r>
+        <w:t>Bảng trên là oracle suy luận tay; actual của Logisim còn trống, tất cả mô phỏng NOT RUN trong phiên này. Mỗi lần thử ghi ALUCtrl thật, A/B, actual, PASS/FAIL và ảnh quan sát. Với control, thử 0x003100B3 (ADD x1,x2,x3), 0x403100B3 (SUB x1,x2,x3), 0x00C48993 (ADDI x19,x9,12); thử thêm BEQ 0x00208663 để xác nhận bị nhận diện ngoài tập hỗ trợ.</w:t>
+      </w:r>
+    </w:p>
+    <w:p>
+      <w:pPr>
+        <w:pStyle w:val="Heading1"/>
+      </w:pPr>
+      <w:r>
+        <w:t>9. Đọc phần tương ứng trong Ibex</w:t>
       </w:r>
     </w:p>
     <w:tbl>
@@ -757,13 +1973,13 @@
           </w:tcPr>
           <w:p>
             <w:pPr>
-              <w:spacing w:after="80"/>
+              <w:spacing w:after="60"/>
             </w:pPr>
             <w:r>
               <w:rPr>
                 <w:sz w:val="20"/>
               </w:rPr>
-              <w:t>Sản phẩm</w:t>
+              <w:t>Mô hình lớp</w:t>
             </w:r>
           </w:p>
         </w:tc>
@@ -773,13 +1989,13 @@
           </w:tcPr>
           <w:p>
             <w:pPr>
-              <w:spacing w:after="80"/>
+              <w:spacing w:after="60"/>
             </w:pPr>
             <w:r>
               <w:rPr>
                 <w:sz w:val="20"/>
               </w:rPr>
-              <w:t>Chứa gì / vai trò</w:t>
+              <w:t>Phần RTL đã đọc trong Ibex vendored</w:t>
             </w:r>
           </w:p>
         </w:tc>
@@ -789,13 +2005,13 @@
           </w:tcPr>
           <w:p>
             <w:pPr>
-              <w:spacing w:after="80"/>
+              <w:spacing w:after="60"/>
             </w:pPr>
             <w:r>
               <w:rPr>
                 <w:sz w:val="20"/>
               </w:rPr>
-              <w:t>Hệ quả khi sửa</w:t>
+              <w:t>Điểm cần so sánh</w:t>
             </w:r>
           </w:p>
         </w:tc>
@@ -810,13 +2026,13 @@
           </w:tcPr>
           <w:p>
             <w:pPr>
-              <w:spacing w:after="80"/>
+              <w:spacing w:after="60"/>
             </w:pPr>
             <w:r>
               <w:rPr>
                 <w:sz w:val="20"/>
               </w:rPr>
-              <w:t>Firmware</w:t>
+              <w:t>InstructionDecode / control dự kiến</w:t>
             </w:r>
           </w:p>
         </w:tc>
@@ -826,13 +2042,13 @@
           </w:tcPr>
           <w:p>
             <w:pPr>
-              <w:spacing w:after="80"/>
+              <w:spacing w:after="60"/>
             </w:pPr>
             <w:r>
               <w:rPr>
                 <w:sz w:val="20"/>
               </w:rPr>
-              <w:t>Lệnh máy và dữ liệu chương trình để CPU thực thi.</w:t>
+              <w:t>ibex_decoder.sv: instr_rs1/rs2/rd; imm_i_type_o; rf_we; alu_operator_o; các mux select</w:t>
             </w:r>
           </w:p>
         </w:tc>
@@ -842,13 +2058,13 @@
           </w:tcPr>
           <w:p>
             <w:pPr>
-              <w:spacing w:after="80"/>
+              <w:spacing w:after="60"/>
             </w:pPr>
             <w:r>
               <w:rPr>
                 <w:sz w:val="20"/>
               </w:rPr>
-              <w:t>Sửa thuật toán thường cần build/nạp lại chương trình; cách nạp tùy hệ thống.</w:t>
+              <w:t>Tách bit và logic quyết định control có thể nằm cùng module nhưng khác chức năng.</w:t>
             </w:r>
           </w:p>
         </w:tc>
@@ -863,13 +2079,13 @@
           </w:tcPr>
           <w:p>
             <w:pPr>
-              <w:spacing w:after="80"/>
+              <w:spacing w:after="60"/>
             </w:pPr>
             <w:r>
               <w:rPr>
                 <w:sz w:val="20"/>
               </w:rPr>
-              <w:t>Bitstream</w:t>
+              <w:t>ALU</w:t>
             </w:r>
           </w:p>
         </w:tc>
@@ -879,13 +2095,13 @@
           </w:tcPr>
           <w:p>
             <w:pPr>
-              <w:spacing w:after="80"/>
+              <w:spacing w:after="60"/>
             </w:pPr>
             <w:r>
               <w:rPr>
                 <w:sz w:val="20"/>
               </w:rPr>
-              <w:t>Thông tin cấu hình phần cứng FPGA, từ flow triển khai RTL.</w:t>
+              <w:t>ibex_alu.sv: operator_i, operand_a_i, operand_b_i, result_o và phần Adder</w:t>
             </w:r>
           </w:p>
         </w:tc>
@@ -895,93 +2111,13 @@
           </w:tcPr>
           <w:p>
             <w:pPr>
-              <w:spacing w:after="80"/>
+              <w:spacing w:after="60"/>
             </w:pPr>
             <w:r>
               <w:rPr>
                 <w:sz w:val="20"/>
               </w:rPr>
-              <w:t>Sửa datapath, bus hay ngoại vi thường cần tạo lại cấu hình phần cứng.</w:t>
-            </w:r>
-          </w:p>
-        </w:tc>
-      </w:tr>
-    </w:tbl>
-    <w:p/>
-    <w:p>
-      <w:r>
-        <w:t>Một số flow nhúng nội dung firmware vào cấu hình RAM khi tạo bitstream; khi đó thay firmware có thể cần cập nhật artifact cấu hình. Phân biệt hai vai trò ở trên, rồi kiểm tra flow thực dùng thay vì áp một cách nạp cho mọi board.</w:t>
-      </w:r>
-    </w:p>
-    <w:p>
-      <w:pPr>
-        <w:pStyle w:val="Heading1"/>
-      </w:pPr>
-      <w:r>
-        <w:t>6. ISA, vi kiến trúc, SoC và FPGA</w:t>
-      </w:r>
-    </w:p>
-    <w:tbl>
-      <w:tblPr>
-        <w:tblStyle w:val="LightShading-Accent1"/>
-        <w:tblW w:type="auto" w:w="0"/>
-        <w:tblLook w:firstColumn="1" w:firstRow="1" w:lastColumn="0" w:lastRow="0" w:noHBand="0" w:noVBand="1" w:val="04A0"/>
-      </w:tblPr>
-      <w:tblGrid>
-        <w:gridCol w:w="3213"/>
-        <w:gridCol w:w="3213"/>
-        <w:gridCol w:w="3213"/>
-      </w:tblGrid>
-      <w:tr>
-        <w:trPr>
-          <w:cantSplit/>
-          <w:tblHeader/>
-        </w:trPr>
-        <w:tc>
-          <w:tcPr>
-            <w:tcW w:type="dxa" w:w="3213"/>
-          </w:tcPr>
-          <w:p>
-            <w:pPr>
-              <w:spacing w:after="80"/>
-            </w:pPr>
-            <w:r>
-              <w:rPr>
-                <w:sz w:val="20"/>
-              </w:rPr>
-              <w:t>Tầng</w:t>
-            </w:r>
-          </w:p>
-        </w:tc>
-        <w:tc>
-          <w:tcPr>
-            <w:tcW w:type="dxa" w:w="3213"/>
-          </w:tcPr>
-          <w:p>
-            <w:pPr>
-              <w:spacing w:after="80"/>
-            </w:pPr>
-            <w:r>
-              <w:rPr>
-                <w:sz w:val="20"/>
-              </w:rPr>
-              <w:t>Trả lời câu hỏi</w:t>
-            </w:r>
-          </w:p>
-        </w:tc>
-        <w:tc>
-          <w:tcPr>
-            <w:tcW w:type="dxa" w:w="3213"/>
-          </w:tcPr>
-          <w:p>
-            <w:pPr>
-              <w:spacing w:after="80"/>
-            </w:pPr>
-            <w:r>
-              <w:rPr>
-                <w:sz w:val="20"/>
-              </w:rPr>
-              <w:t>Liên hệ đề tài</w:t>
+              <w:t>Cùng semantics ADD/SUB; cách dùng adder/negate và mã operation khác mạch lớp.</w:t>
             </w:r>
           </w:p>
         </w:tc>
@@ -996,13 +2132,13 @@
           </w:tcPr>
           <w:p>
             <w:pPr>
-              <w:spacing w:after="80"/>
+              <w:spacing w:after="60"/>
             </w:pPr>
             <w:r>
               <w:rPr>
                 <w:sz w:val="20"/>
               </w:rPr>
-              <w:t>ISA</w:t>
+              <w:t>RegisterFile — xem giao diện</w:t>
             </w:r>
           </w:p>
         </w:tc>
@@ -1012,13 +2148,13 @@
           </w:tcPr>
           <w:p>
             <w:pPr>
-              <w:spacing w:after="80"/>
+              <w:spacing w:after="60"/>
             </w:pPr>
             <w:r>
               <w:rPr>
                 <w:sz w:val="20"/>
               </w:rPr>
-              <w:t>Lệnh có tác động gì lên trạng thái mà phần mềm nhìn thấy?</w:t>
+              <w:t>ibex_register_file_ff.sv: raddr_a/b_i, rdata_a/b_o, waddr_a_i, wdata_a_i, we_a_i</w:t>
             </w:r>
           </w:p>
         </w:tc>
@@ -1028,172 +2164,13 @@
           </w:tcPr>
           <w:p>
             <w:pPr>
-              <w:spacing w:after="80"/>
+              <w:spacing w:after="60"/>
             </w:pPr>
             <w:r>
               <w:rPr>
                 <w:sz w:val="20"/>
               </w:rPr>
-              <w:t>Ví dụ ADDI, SW và x0 theo RISC-V.</w:t>
-            </w:r>
-          </w:p>
-        </w:tc>
-      </w:tr>
-      <w:tr>
-        <w:trPr>
-          <w:cantSplit/>
-        </w:trPr>
-        <w:tc>
-          <w:tcPr>
-            <w:tcW w:type="dxa" w:w="3213"/>
-          </w:tcPr>
-          <w:p>
-            <w:pPr>
-              <w:spacing w:after="80"/>
-            </w:pPr>
-            <w:r>
-              <w:rPr>
-                <w:sz w:val="20"/>
-              </w:rPr>
-              <w:t>Vi kiến trúc</w:t>
-            </w:r>
-          </w:p>
-        </w:tc>
-        <w:tc>
-          <w:tcPr>
-            <w:tcW w:type="dxa" w:w="3213"/>
-          </w:tcPr>
-          <w:p>
-            <w:pPr>
-              <w:spacing w:after="80"/>
-            </w:pPr>
-            <w:r>
-              <w:rPr>
-                <w:sz w:val="20"/>
-              </w:rPr>
-              <w:t>Dùng register file, ALU, control/pipeline thế nào để thực hiện?</w:t>
-            </w:r>
-          </w:p>
-        </w:tc>
-        <w:tc>
-          <w:tcPr>
-            <w:tcW w:type="dxa" w:w="3213"/>
-          </w:tcPr>
-          <w:p>
-            <w:pPr>
-              <w:spacing w:after="80"/>
-            </w:pPr>
-            <w:r>
-              <w:rPr>
-                <w:sz w:val="20"/>
-              </w:rPr>
-              <w:t>Ibex là một core hiện thực RISC-V; cấu hình cụ thể phải đối chiếu nguồn.</w:t>
-            </w:r>
-          </w:p>
-        </w:tc>
-      </w:tr>
-      <w:tr>
-        <w:trPr>
-          <w:cantSplit/>
-        </w:trPr>
-        <w:tc>
-          <w:tcPr>
-            <w:tcW w:type="dxa" w:w="3213"/>
-          </w:tcPr>
-          <w:p>
-            <w:pPr>
-              <w:spacing w:after="80"/>
-            </w:pPr>
-            <w:r>
-              <w:rPr>
-                <w:sz w:val="20"/>
-              </w:rPr>
-              <w:t>SoC</w:t>
-            </w:r>
-          </w:p>
-        </w:tc>
-        <w:tc>
-          <w:tcPr>
-            <w:tcW w:type="dxa" w:w="3213"/>
-          </w:tcPr>
-          <w:p>
-            <w:pPr>
-              <w:spacing w:after="80"/>
-            </w:pPr>
-            <w:r>
-              <w:rPr>
-                <w:sz w:val="20"/>
-              </w:rPr>
-              <w:t>Core kết nối bộ nhớ, ngoại vi và debug thế nào?</w:t>
-            </w:r>
-          </w:p>
-        </w:tc>
-        <w:tc>
-          <w:tcPr>
-            <w:tcW w:type="dxa" w:w="3213"/>
-          </w:tcPr>
-          <w:p>
-            <w:pPr>
-              <w:spacing w:after="80"/>
-            </w:pPr>
-            <w:r>
-              <w:rPr>
-                <w:sz w:val="20"/>
-              </w:rPr>
-              <w:t>Demo System chứa Ibex cùng UART, GPIO, timer và debug [S2].</w:t>
-            </w:r>
-          </w:p>
-        </w:tc>
-      </w:tr>
-      <w:tr>
-        <w:trPr>
-          <w:cantSplit/>
-        </w:trPr>
-        <w:tc>
-          <w:tcPr>
-            <w:tcW w:type="dxa" w:w="3213"/>
-          </w:tcPr>
-          <w:p>
-            <w:pPr>
-              <w:spacing w:after="80"/>
-            </w:pPr>
-            <w:r>
-              <w:rPr>
-                <w:sz w:val="20"/>
-              </w:rPr>
-              <w:t>Triển khai FPGA</w:t>
-            </w:r>
-          </w:p>
-        </w:tc>
-        <w:tc>
-          <w:tcPr>
-            <w:tcW w:type="dxa" w:w="3213"/>
-          </w:tcPr>
-          <w:p>
-            <w:pPr>
-              <w:spacing w:after="80"/>
-            </w:pPr>
-            <w:r>
-              <w:rPr>
-                <w:sz w:val="20"/>
-              </w:rPr>
-              <w:t>Mạch được ánh xạ lên tài nguyên chip, clock và chân board ra sao?</w:t>
-            </w:r>
-          </w:p>
-        </w:tc>
-        <w:tc>
-          <w:tcPr>
-            <w:tcW w:type="dxa" w:w="3213"/>
-          </w:tcPr>
-          <w:p>
-            <w:pPr>
-              <w:spacing w:after="80"/>
-            </w:pPr>
-            <w:r>
-              <w:rPr>
-                <w:sz w:val="20"/>
-              </w:rPr>
-              <w:t>Cần part, constraints và kiểm chứng timing/board thực tế.</w:t>
+              <w:t>Hai cổng đọc, một cổng ghi; implementation thực còn có cấu hình/kiểm tra, không đồng nhất với mạch ghép rời.</w:t>
             </w:r>
           </w:p>
         </w:tc>
@@ -1202,12 +2179,25 @@
     <w:p/>
     <w:p>
       <w:r>
-        <w:t>Cùng ISA có thể được thực hiện bằng các tổ chức phần cứng khác nhau. Đúng kết quả ADDI chưa chứng minh số tầng pipeline, CPI hoặc tần số đạt được. Các câu hỏi đó cần cấu hình, mô phỏng hoặc phép đo phù hợp.</w:t>
+        <w:t>Chỉ đối chiếu giao diện và đoạn logic đã đọc. Chưa kết luận timing, tính tương đương toàn core hoặc cấu hình phần cứng thực. ALU viết RTL phức tạp hơn vì phục vụ nhiều operation và tùy chọn; chưa cần học hết trong W1.</w:t>
+      </w:r>
+    </w:p>
+    <w:p>
+      <w:pPr>
+        <w:pStyle w:val="Heading1"/>
+      </w:pPr>
+      <w:r>
+        <w:t>10. Bài để bạn tự giải thích</w:t>
       </w:r>
     </w:p>
     <w:p>
       <w:r>
-        <w:t>Sơ đồ khái niệm để tự vẽ: Ibex → đường lấy lệnh → bộ nhớ; Ibex → đường dữ liệu → giải mã địa chỉ → RAM hoặc ngoại vi. Khi đọc RTL sẽ thay các nhãn khái niệm bằng module/tín hiệu thật. Sơ đồ này chưa mô tả toàn bộ arbitration hay đường debug.</w:t>
+        <w:t>(1) Vì sao ADDI vẫn đi qua ALU nhưng không cần dữ liệu rs2? (2) Nếu đổi opcode của một word, các bit ở cổng tên rd/rs2 còn luôn mang đúng nghĩa đó không? (3) Vì sao việc ALU ra đúng chưa chứng minh thanh ghi đích đã được ghi đúng? Nộp sơ đồ đường dữ liệu, bảng control và ít nhất một kết quả actual trước khi xác nhận hiểu/thực hành.</w:t>
+      </w:r>
+    </w:p>
+    <w:p>
+      <w:r>
+        <w:t>Phạm vi tuần: hai buổi Decode và ALU, sau đó một buổi tổng hợp/review tùy thời gian còn lại của W1. Nếu chưa xong, chuyển phần kiểm thử còn lại sang W2. Tuần tới ưu tiên register file/clock/write-back; memory tiếp theo khi đường tính toán đã rõ.</w:t>
       </w:r>
     </w:p>
     <w:p>
@@ -1220,246 +2210,22 @@
         <w:pStyle w:val="Heading1"/>
       </w:pPr>
       <w:r>
-        <w:t>7. Bài tập để kiểm tra cách hiểu</w:t>
+        <w:t>Nguồn, phạm vi đã đọc và giới hạn</w:t>
       </w:r>
     </w:p>
     <w:p>
       <w:r>
-        <w:t>Làm sau khi xem ví dụ; chưa cần cài hoặc chạy tool. Đây là bài tự soạn cho đồ án, không gán là bài trong sách.</w:t>
-      </w:r>
-    </w:p>
-    <w:tbl>
-      <w:tblPr>
-        <w:tblStyle w:val="LightShading-Accent1"/>
-        <w:tblW w:type="auto" w:w="0"/>
-        <w:tblLook w:firstColumn="1" w:firstRow="1" w:lastColumn="0" w:lastRow="0" w:noHBand="0" w:noVBand="1" w:val="04A0"/>
-      </w:tblPr>
-      <w:tblGrid>
-        <w:gridCol w:w="4819"/>
-        <w:gridCol w:w="4819"/>
-      </w:tblGrid>
-      <w:tr>
-        <w:trPr>
-          <w:cantSplit/>
-          <w:tblHeader/>
-        </w:trPr>
-        <w:tc>
-          <w:tcPr>
-            <w:tcW w:type="dxa" w:w="4819"/>
-          </w:tcPr>
-          <w:p>
-            <w:pPr>
-              <w:spacing w:after="80"/>
-            </w:pPr>
-            <w:r>
-              <w:rPr>
-                <w:sz w:val="20"/>
-              </w:rPr>
-              <w:t>Bài</w:t>
-            </w:r>
-          </w:p>
-        </w:tc>
-        <w:tc>
-          <w:tcPr>
-            <w:tcW w:type="dxa" w:w="4819"/>
-          </w:tcPr>
-          <w:p>
-            <w:pPr>
-              <w:spacing w:after="80"/>
-            </w:pPr>
-            <w:r>
-              <w:rPr>
-                <w:sz w:val="20"/>
-              </w:rPr>
-              <w:t>Yêu cầu tự làm</w:t>
-            </w:r>
-          </w:p>
-        </w:tc>
-      </w:tr>
-      <w:tr>
-        <w:trPr>
-          <w:cantSplit/>
-        </w:trPr>
-        <w:tc>
-          <w:tcPr>
-            <w:tcW w:type="dxa" w:w="4819"/>
-          </w:tcPr>
-          <w:p>
-            <w:pPr>
-              <w:spacing w:after="80"/>
-            </w:pPr>
-            <w:r>
-              <w:rPr>
-                <w:sz w:val="20"/>
-              </w:rPr>
-              <w:t>A · Trạng thái</w:t>
-            </w:r>
-          </w:p>
-        </w:tc>
-        <w:tc>
-          <w:tcPr>
-            <w:tcW w:type="dxa" w:w="4819"/>
-          </w:tcPr>
-          <w:p>
-            <w:pPr>
-              <w:spacing w:after="80"/>
-            </w:pPr>
-            <w:r>
-              <w:rPr>
-                <w:sz w:val="20"/>
-              </w:rPr>
-              <w:t>Thay immediate 1 bằng 6 trong ví dụ. Điền giá trị x5, dữ liệu store và PC sau từng lệnh, giữ nguyên mọi giả định.</w:t>
-            </w:r>
-          </w:p>
-        </w:tc>
-      </w:tr>
-      <w:tr>
-        <w:trPr>
-          <w:cantSplit/>
-        </w:trPr>
-        <w:tc>
-          <w:tcPr>
-            <w:tcW w:type="dxa" w:w="4819"/>
-          </w:tcPr>
-          <w:p>
-            <w:pPr>
-              <w:spacing w:after="80"/>
-            </w:pPr>
-            <w:r>
-              <w:rPr>
-                <w:sz w:val="20"/>
-              </w:rPr>
-              <w:t>B · Địa chỉ và dữ liệu</w:t>
-            </w:r>
-          </w:p>
-        </w:tc>
-        <w:tc>
-          <w:tcPr>
-            <w:tcW w:type="dxa" w:w="4819"/>
-          </w:tcPr>
-          <w:p>
-            <w:pPr>
-              <w:spacing w:after="80"/>
-            </w:pPr>
-            <w:r>
-              <w:rPr>
-                <w:sz w:val="20"/>
-              </w:rPr>
-              <w:t>Nếu giữ x5 = 6 nhưng đổi x10 từ địa chỉ RAM sang địa chỉ thanh ghi GPIO hợp lệ, điều gì thay đổi? Điều gì phải biết trước khi kết luận LED sáng?</w:t>
-            </w:r>
-          </w:p>
-        </w:tc>
-      </w:tr>
-      <w:tr>
-        <w:trPr>
-          <w:cantSplit/>
-        </w:trPr>
-        <w:tc>
-          <w:tcPr>
-            <w:tcW w:type="dxa" w:w="4819"/>
-          </w:tcPr>
-          <w:p>
-            <w:pPr>
-              <w:spacing w:after="80"/>
-            </w:pPr>
-            <w:r>
-              <w:rPr>
-                <w:sz w:val="20"/>
-              </w:rPr>
-              <w:t>C · Thiết kế</w:t>
-            </w:r>
-          </w:p>
-        </w:tc>
-        <w:tc>
-          <w:tcPr>
-            <w:tcW w:type="dxa" w:w="4819"/>
-          </w:tcPr>
-          <w:p>
-            <w:pPr>
-              <w:spacing w:after="80"/>
-            </w:pPr>
-            <w:r>
-              <w:rPr>
-                <w:sz w:val="20"/>
-              </w:rPr>
-              <w:t>Vẽ core–memory–decode–GPIO. Đánh dấu bên nào tạo địa chỉ/dữ liệu, bên nào chọn đích, bên nào lưu trạng thái đầu ra.</w:t>
-            </w:r>
-          </w:p>
-        </w:tc>
-      </w:tr>
-      <w:tr>
-        <w:trPr>
-          <w:cantSplit/>
-        </w:trPr>
-        <w:tc>
-          <w:tcPr>
-            <w:tcW w:type="dxa" w:w="4819"/>
-          </w:tcPr>
-          <w:p>
-            <w:pPr>
-              <w:spacing w:after="80"/>
-            </w:pPr>
-            <w:r>
-              <w:rPr>
-                <w:sz w:val="20"/>
-              </w:rPr>
-              <w:t>D · Sản phẩm</w:t>
-            </w:r>
-          </w:p>
-        </w:tc>
-        <w:tc>
-          <w:tcPr>
-            <w:tcW w:type="dxa" w:w="4819"/>
-          </w:tcPr>
-          <w:p>
-            <w:pPr>
-              <w:spacing w:after="80"/>
-            </w:pPr>
-            <w:r>
-              <w:rPr>
-                <w:sz w:val="20"/>
-              </w:rPr>
-              <w:t>Đổi chương trình từ ghi 1 sang ghi 6 khác thế nào với thêm một ngoại vi mới vào SoC? Sản phẩm build nào có thể phải thay đổi?</w:t>
-            </w:r>
-          </w:p>
-        </w:tc>
-      </w:tr>
-    </w:tbl>
-    <w:p/>
-    <w:p>
-      <w:r>
-        <w:t>Cách review: giải thích bằng lời mình → kiểm tra giả định và nguồn → sửa chỗ nhầm → mới ghi kết quả vào báo cáo. Hiện chưa nhận lời giải, chưa xác nhận học viên đạt CA01.</w:t>
-      </w:r>
-    </w:p>
-    <w:p>
-      <w:pPr>
-        <w:pStyle w:val="Heading1"/>
-      </w:pPr>
-      <w:r>
-        <w:t>8. Đưa bài học vào báo cáo tuần thế nào?</w:t>
+        <w:t>[S0] RiscVComputer_T3.circ do học viên cung cấp ngày 26/10/2026, 87.768 bytes. Đọc XML đủ năm circuit, danh sách component, pin, wire, nội dung ROM và thuộc tính Splitter. Không chạy Logisim, không sửa file gốc, không đưa file lớp học lên GitHub.</w:t>
       </w:r>
     </w:p>
     <w:p>
       <w:r>
-        <w:t>Sau khi giải bài, ghi cụ thể: “Đã phân biệt vai trò thanh ghi dữ liệu và thanh ghi địa chỉ trong store; đã vẽ đường CPU → GPIO; còn cần đối chiếu memory map/semantics thanh ghi thật”. Chỉ dùng câu này nếu đúng kết quả học thực tế. Gắn bài giải và nguồn; không biến bài tay thành kết quả mô phỏng.</w:t>
-      </w:r>
-    </w:p>
-    <w:p>
-      <w:pPr>
-        <w:pStyle w:val="Heading1"/>
-      </w:pPr>
-      <w:r>
-        <w:t>9. Nguồn tham chiếu và giới hạn</w:t>
+        <w:t>SHA-256: be6cd1fd9f1b5f5173487ba0614a2432a80eaf24da773e7e3dde6a9c655ee11f</w:t>
       </w:r>
     </w:p>
     <w:p>
       <w:r>
-        <w:t>Sách chính theo yêu cầu học viên: Computer Architecture trong Tài liệu Project. Chưa truy cập được file trong phiên này, nên chưa đối chiếu chương/trang hoặc gán lời giải thích ở đây cho tác giả sách. Khi file truy cập được, bổ sung ánh xạ nguồn và điều chỉnh mạch học theo sách.</w:t>
-      </w:r>
-    </w:p>
-    <w:p>
-      <w:r>
-        <w:t>[S1] RISC-V International, ISA Manual, RV32I chapter; đọc ngày 25/10/2026. Phạm vi đã đọc: Programmers’ Model; Integer Register-Immediate Instructions (ADDI); Load and Store Instructions (địa chỉ hiệu dụng, store, SW). Revision 7a90b34e1a04e57a65bfd9de9a3b4e8dc2c5ddc8. Nguồn này quy định hành vi ISA, không chứng minh timing hay GPIO của Demo System.</w:t>
+        <w:t>[S1] RISC-V ISA Manual, chương RV32I, revision 7a90b34e1a04e57a65bfd9de9a3b4e8dc2c5ddc8; đọc ngày 26/10/2026. Đối chiếu định dạng thanh ghi/immediate, ADD/ADDI/SUB, branch. Không dùng tài liệu ISA để kết luận cách bố trí ALUCtrl hay timing implementation.</w:t>
       </w:r>
     </w:p>
     <w:p>
@@ -1469,24 +2235,34 @@
     </w:p>
     <w:p>
       <w:r>
-        <w:t>[S2] lowRISC, Ibex Demo System README, revision d37beb753e19482eb054aefac73a27289bf72e47; đọc ngày 25/10/2026. Phạm vi dùng: mô tả example SoC và danh sách ngoại vi/debug. Chưa build, chạy simulator hoặc xác minh board từ việc đọc README.</w:t>
+        <w:t>[S2] Ibex vendored trong Demo System, revision d37beb753e19482eb054aefac73a27289bf72e47; đọc ngày 26/10/2026. Đã đọc đoạn extraction/register interface và decoder OP/OP-IMM; giao diện và adder/negate trong ALU; giao diện/đọc/ghi register file FF. Đây là source inspection, không phải build hoặc simulation.</w:t>
       </w:r>
     </w:p>
     <w:p>
       <w:r>
-        <w:t>https://github.com/lowRISC/ibex-demo-system/blob/d37beb753e19482eb054aefac73a27289bf72e47/README.md</w:t>
+        <w:t>https://github.com/lowRISC/ibex-demo-system/blob/d37beb753e19482eb054aefac73a27289bf72e47/vendor/lowrisc_ibex/rtl/ibex_decoder.sv</w:t>
       </w:r>
     </w:p>
     <w:p>
       <w:r>
-        <w:t>Các ví dụ, sơ đồ khái niệm và cách diễn giải là nội dung giảng giải do AI soạn. Quy tắc lệnh được đối chiếu S1; thông tin hệ thống tham chiếu đối chiếu S2. Chưa là nội dung người học đã xác nhận hoặc kết quả thực nghiệm.</w:t>
+        <w:t>https://github.com/lowRISC/ibex-demo-system/blob/d37beb753e19482eb054aefac73a27289bf72e47/vendor/lowrisc_ibex/rtl/ibex_alu.sv</w:t>
+      </w:r>
+    </w:p>
+    <w:p>
+      <w:r>
+        <w:t>https://github.com/lowRISC/ibex-demo-system/blob/d37beb753e19482eb054aefac73a27289bf72e47/vendor/lowrisc_ibex/rtl/ibex_register_file_ff.sv</w:t>
+      </w:r>
+    </w:p>
+    <w:p>
+      <w:r>
+        <w:t>Sách Computer Architecture trong Tài liệu Project vẫn là nguồn nền tảng theo yêu cầu học viên. Chưa mở được file sách nên chưa gán tác giả/edition/chương/trang. Ví dụ và lộ trình ở đây do AI soạn, dựa trên mô hình đã kiểm tra và các nguồn chính thức; chưa xác nhận người học đã hoàn thành.</w:t>
       </w:r>
     </w:p>
     <w:sectPr>
       <w:headerReference w:type="default" r:id="rId9"/>
       <w:footerReference w:type="default" r:id="rId10"/>
       <w:pgSz w:w="11906" w:h="16838"/>
-      <w:pgMar w:top="1020" w:right="1134" w:bottom="964" w:left="1134" w:header="720" w:footer="720" w:gutter="0"/>
+      <w:pgMar w:top="964" w:right="1134" w:bottom="907" w:left="1134" w:header="720" w:footer="720" w:gutter="0"/>
       <w:cols w:space="720"/>
       <w:docGrid w:linePitch="360"/>
     </w:sectPr>
@@ -1516,7 +2292,7 @@
       <w:pStyle w:val="Caption"/>
     </w:pPr>
     <w:r>
-      <w:t>NGUYỄN HẢI MINH  |  RISC-V IBEX · PHASE 1</w:t>
+      <w:t>NGUYỄN HẢI MINH  |  KIẾN TRÚC MÁY TÍNH · RISC-V</w:t>
     </w:r>
   </w:p>
 </w:hdr>
@@ -1886,7 +2662,7 @@
     <w:qFormat/>
     <w:rsid w:val="00FC693F"/>
     <w:pPr>
-      <w:spacing w:after="120" w:line="259" w:lineRule="auto"/>
+      <w:spacing w:after="100" w:line="252" w:lineRule="auto"/>
     </w:pPr>
     <w:rPr>
       <w:rFonts w:ascii="Calibri" w:hAnsi="Calibri"/>
@@ -1948,7 +2724,7 @@
     <w:pPr>
       <w:keepNext/>
       <w:keepLines/>
-      <w:spacing w:before="480" w:after="0"/>
+      <w:spacing w:before="180" w:after="100"/>
       <w:outlineLvl w:val="0"/>
     </w:pPr>
     <w:rPr>
@@ -1956,7 +2732,7 @@
       <w:b/>
       <w:bCs/>
       <w:color w:val="17365D"/>
-      <w:sz w:val="30"/>
+      <w:sz w:val="28"/>
       <w:szCs w:val="28"/>
     </w:rPr>
   </w:style>
@@ -1972,7 +2748,7 @@
     <w:pPr>
       <w:keepNext/>
       <w:keepLines/>
-      <w:spacing w:before="200" w:after="0"/>
+      <w:spacing w:before="180" w:after="100"/>
       <w:outlineLvl w:val="1"/>
     </w:pPr>
     <w:rPr>
@@ -2237,7 +3013,7 @@
       <w:pBdr>
         <w:bottom w:val="single" w:sz="8" w:space="4" w:color="4F81BD" w:themeColor="accent1"/>
       </w:pBdr>
-      <w:spacing w:after="300" w:line="240" w:lineRule="auto"/>
+      <w:spacing w:after="100" w:line="240" w:lineRule="auto" w:before="180"/>
       <w:contextualSpacing/>
     </w:pPr>
     <w:rPr>
@@ -2245,7 +3021,7 @@
       <w:color w:val="17365D"/>
       <w:spacing w:val="5"/>
       <w:kern w:val="28"/>
-      <w:sz w:val="46"/>
+      <w:sz w:val="44"/>
       <w:szCs w:val="52"/>
     </w:rPr>
   </w:style>
